--- a/Volume 1/Chapter 04 - Databases/SPA_Vol1_Ch4_Lesson4_5a_INSERT_Extended.docx
+++ b/Volume 1/Chapter 04 - Databases/SPA_Vol1_Ch4_Lesson4_5a_INSERT_Extended.docx
@@ -984,9 +984,129 @@
     </w:p>
     <w:p>
       <w:pPr>
+        <w:keepNext/>
+      </w:pPr>
+      <w:r>
+        <w:t>Next, let the tools create the Rust and Solidity project files, as in Lesson 4.0a. Remember, Cargo.toml describes the project: cargo init names it insert_contact, and cargo add pins the mysql crate at exactly 28.0.3. The Connector Setup below deletes the starter src\main.rs after cargo fetch, because each program is its own file in src\bin. Remember, forge init makes the Solidity project; --empty leaves out the sample files, and --force lets it run in the folder you just made.</w:t>
+      </w:r>
+    </w:p>
+    <w:p>
+      <w:pPr>
+        <w:keepNext/>
+      </w:pPr>
+    </w:p>
+    <w:p>
+      <w:pPr>
+        <w:pStyle w:val="CommandBlock"/>
+        <w:keepNext/>
+      </w:pPr>
+      <w:r>
+        <w:t>cargo init .\rust --name insert_contact --vcs none</w:t>
+      </w:r>
+    </w:p>
+    <w:p>
+      <w:pPr>
+        <w:pStyle w:val="CommandBlock"/>
+        <w:keepNext/>
+      </w:pPr>
+      <w:r>
+        <w:t>cargo add --manifest-path .\rust\Cargo.toml mysql@=28.0.3</w:t>
+      </w:r>
+    </w:p>
+    <w:p>
+      <w:pPr>
+        <w:pStyle w:val="CommandBlock"/>
+      </w:pPr>
+      <w:r>
+        <w:t>forge init .\solidity --empty --no-git --offline --force</w:t>
+      </w:r>
+    </w:p>
+    <w:p>
+      <w:pPr>
+        <w:keepNext/>
+      </w:pPr>
+    </w:p>
+    <w:p>
+      <w:r>
+        <w:t>Then type the Solidity project's settings file, foundry.toml; these scripts read and write no files, so it allows none. As in Chapter 1, notepad .\solidity\foundry.toml opens the file forge init wrote: replace its text with the file below, save it with Ctrl+S, and close Notepad.</w:t>
+      </w:r>
+    </w:p>
+    <w:p>
+      <w:pPr>
+        <w:keepNext/>
+      </w:pPr>
+    </w:p>
+    <w:p>
+      <w:pPr>
         <w:pStyle w:val="Heading3"/>
       </w:pPr>
       <w:r>
+        <w:t>solidity/foundry.toml</w:t>
+      </w:r>
+    </w:p>
+    <w:p>
+      <w:pPr>
+        <w:pStyle w:val="SourceCode"/>
+        <w:keepNext/>
+      </w:pPr>
+      <w:r>
+        <w:t>[profile.default]</w:t>
+      </w:r>
+    </w:p>
+    <w:p>
+      <w:pPr>
+        <w:pStyle w:val="SourceCode"/>
+        <w:keepNext/>
+      </w:pPr>
+      <w:r>
+        <w:t># The files in script/ are the only Solidity sources in this project.</w:t>
+      </w:r>
+    </w:p>
+    <w:p>
+      <w:pPr>
+        <w:pStyle w:val="SourceCode"/>
+        <w:keepNext/>
+      </w:pPr>
+      <w:r>
+        <w:t>src = "script"</w:t>
+      </w:r>
+    </w:p>
+    <w:p>
+      <w:pPr>
+        <w:pStyle w:val="SourceCode"/>
+        <w:keepNext/>
+      </w:pPr>
+      <w:r>
+        <w:t># forge install puts forge-std in lib/.</w:t>
+      </w:r>
+    </w:p>
+    <w:p>
+      <w:pPr>
+        <w:pStyle w:val="SourceCode"/>
+        <w:keepNext/>
+      </w:pPr>
+      <w:r>
+        <w:t>libs = ["lib"]</w:t>
+      </w:r>
+    </w:p>
+    <w:p>
+      <w:pPr>
+        <w:pStyle w:val="SourceCode"/>
+      </w:pPr>
+      <w:r>
+        <w:t># The scripts read and write no files, so no fs_permissions are needed.</w:t>
+      </w:r>
+    </w:p>
+    <w:p>
+      <w:pPr>
+        <w:keepNext/>
+      </w:pPr>
+    </w:p>
+    <w:p>
+      <w:pPr>
+        <w:pStyle w:val="Heading3"/>
+      </w:pPr>
+      <w:r>
         <w:t>Linux or macOS Project Setup</w:t>
       </w:r>
     </w:p>
@@ -1035,8 +1155,62 @@
       </w:pPr>
     </w:p>
     <w:p>
-      <w:r>
-        <w:t>Save each source and supporting file from this lesson into the matching path in the project layout. As in Chapter 1, notepad .\rust\Cargo.toml creates and opens one: choose Yes, type the file, save it with Ctrl+S, and close Notepad (on Linux or macOS, nano ./rust/Cargo.toml: type the file, then save and close it with Ctrl+O, Enter, then Ctrl+X). The Linux commands leave out the assembly folder, because Linux Assembly is deferred.</w:t>
+      <w:pPr>
+        <w:keepNext/>
+      </w:pPr>
+      <w:r>
+        <w:t>Then create the Rust and Solidity project files with the same commands as on Windows.</w:t>
+      </w:r>
+    </w:p>
+    <w:p>
+      <w:pPr>
+        <w:keepNext/>
+      </w:pPr>
+    </w:p>
+    <w:p>
+      <w:pPr>
+        <w:pStyle w:val="CommandBlock"/>
+        <w:keepNext/>
+      </w:pPr>
+      <w:r>
+        <w:t>cargo init ./rust --name insert_contact --vcs none</w:t>
+      </w:r>
+    </w:p>
+    <w:p>
+      <w:pPr>
+        <w:pStyle w:val="CommandBlock"/>
+        <w:keepNext/>
+      </w:pPr>
+      <w:r>
+        <w:t>cargo add --manifest-path ./rust/Cargo.toml mysql@=28.0.3</w:t>
+      </w:r>
+    </w:p>
+    <w:p>
+      <w:pPr>
+        <w:pStyle w:val="CommandBlock"/>
+      </w:pPr>
+      <w:r>
+        <w:t>forge init ./solidity --empty --no-git --offline --force</w:t>
+      </w:r>
+    </w:p>
+    <w:p>
+      <w:pPr>
+        <w:keepNext/>
+      </w:pPr>
+    </w:p>
+    <w:p>
+      <w:r>
+        <w:t>Type solidity/foundry.toml exactly as shown in the Windows setup.</w:t>
+      </w:r>
+    </w:p>
+    <w:p>
+      <w:pPr>
+        <w:keepNext/>
+      </w:pPr>
+    </w:p>
+    <w:p>
+      <w:r>
+        <w:t>You save each source file in its language's section below, as each is shown. As in Chapter 1, notepad .\rust\src\bin\basic_insert_contact.rs creates and opens one: choose Yes, type the file, save it with Ctrl+S, and close Notepad (on Linux or macOS, nano ./rust/src/bin/basic_insert_contact.rs: type the file, then save and close it with Ctrl+O, Enter, then Ctrl+X). The Linux commands leave out the assembly folder, because Linux Assembly is deferred.</w:t>
       </w:r>
     </w:p>
     <w:p>
@@ -1117,6 +1291,15 @@
         <w:keepNext/>
       </w:pPr>
       <w:r>
+        <w:t>Remove-Item .\rust\src\main.rs</w:t>
+      </w:r>
+    </w:p>
+    <w:p>
+      <w:pPr>
+        <w:pStyle w:val="CommandBlock"/>
+        <w:keepNext/>
+      </w:pPr>
+      <w:r>
         <w:t>curl.exe -fsSL -o .\vendor\mysql-1.9.0.tar `</w:t>
       </w:r>
     </w:p>
@@ -1183,6 +1366,15 @@
         <w:keepNext/>
       </w:pPr>
       <w:r>
+        <w:t>rm ./rust/src/main.rs</w:t>
+      </w:r>
+    </w:p>
+    <w:p>
+      <w:pPr>
+        <w:pStyle w:val="CommandBlock"/>
+        <w:keepNext/>
+      </w:pPr>
+      <w:r>
         <w:t>curl -fsSL -o ./vendor/mysql-1.9.0.tar \</w:t>
       </w:r>
     </w:p>
@@ -20473,7 +20665,7 @@
     </w:p>
     <w:p>
       <w:r>
-        <w:t>Cargo.toml names the Rust project and pins the mysql crate at exactly 28.0.3. foundry.toml is the Solidity project's settings file; these scripts read and write no files, so it allows none.</w:t>
+        <w:t>This is the file the setup commands wrote, shown here so you can check yours. Cargo.toml names the Rust project and pins the mysql crate at exactly 28.0.3. Yours has no comment lines, and its blank lines may differ; the comments here explain each part.</w:t>
       </w:r>
     </w:p>
     <w:p>
@@ -20593,77 +20785,6 @@
       </w:pPr>
       <w:r>
         <w:t>mysql = "=28.0.3"</w:t>
-      </w:r>
-    </w:p>
-    <w:p>
-      <w:pPr>
-        <w:keepNext/>
-      </w:pPr>
-    </w:p>
-    <w:p>
-      <w:pPr>
-        <w:keepNext/>
-      </w:pPr>
-    </w:p>
-    <w:p>
-      <w:pPr>
-        <w:pStyle w:val="Heading2"/>
-      </w:pPr>
-      <w:r>
-        <w:t>solidity/foundry.toml</w:t>
-      </w:r>
-    </w:p>
-    <w:p>
-      <w:pPr>
-        <w:pStyle w:val="SourceCode"/>
-        <w:keepNext/>
-      </w:pPr>
-      <w:r>
-        <w:t>[profile.default]</w:t>
-      </w:r>
-    </w:p>
-    <w:p>
-      <w:pPr>
-        <w:pStyle w:val="SourceCode"/>
-        <w:keepNext/>
-      </w:pPr>
-      <w:r>
-        <w:t># The files in script/ are the only Solidity sources in this project.</w:t>
-      </w:r>
-    </w:p>
-    <w:p>
-      <w:pPr>
-        <w:pStyle w:val="SourceCode"/>
-        <w:keepNext/>
-      </w:pPr>
-      <w:r>
-        <w:t>src = "script"</w:t>
-      </w:r>
-    </w:p>
-    <w:p>
-      <w:pPr>
-        <w:pStyle w:val="SourceCode"/>
-        <w:keepNext/>
-      </w:pPr>
-      <w:r>
-        <w:t># forge install puts forge-std in lib/.</w:t>
-      </w:r>
-    </w:p>
-    <w:p>
-      <w:pPr>
-        <w:pStyle w:val="SourceCode"/>
-        <w:keepNext/>
-      </w:pPr>
-      <w:r>
-        <w:t>libs = ["lib"]</w:t>
-      </w:r>
-    </w:p>
-    <w:p>
-      <w:pPr>
-        <w:pStyle w:val="SourceCode"/>
-      </w:pPr>
-      <w:r>
-        <w:t># The scripts read and write no files, so no fs_permissions are needed.</w:t>
       </w:r>
     </w:p>
     <w:p>
@@ -22231,31 +22352,31 @@
       </w:rPr>
     </w:lvl>
   </w:abstractNum>
-  <w:num w:numId="1" w16cid:durableId="1099325588">
+  <w:num w:numId="1" w16cid:durableId="1357122357">
     <w:abstractNumId w:val="8"/>
   </w:num>
-  <w:num w:numId="2" w16cid:durableId="364252321">
+  <w:num w:numId="2" w16cid:durableId="93936937">
     <w:abstractNumId w:val="6"/>
   </w:num>
-  <w:num w:numId="3" w16cid:durableId="1068841793">
+  <w:num w:numId="3" w16cid:durableId="1730222562">
     <w:abstractNumId w:val="5"/>
   </w:num>
-  <w:num w:numId="4" w16cid:durableId="1965113466">
+  <w:num w:numId="4" w16cid:durableId="584610624">
     <w:abstractNumId w:val="4"/>
   </w:num>
-  <w:num w:numId="5" w16cid:durableId="1824078236">
+  <w:num w:numId="5" w16cid:durableId="1747527516">
     <w:abstractNumId w:val="7"/>
   </w:num>
-  <w:num w:numId="6" w16cid:durableId="1530292652">
+  <w:num w:numId="6" w16cid:durableId="1663972007">
     <w:abstractNumId w:val="3"/>
   </w:num>
-  <w:num w:numId="7" w16cid:durableId="489324232">
+  <w:num w:numId="7" w16cid:durableId="873814622">
     <w:abstractNumId w:val="2"/>
   </w:num>
-  <w:num w:numId="8" w16cid:durableId="851266015">
+  <w:num w:numId="8" w16cid:durableId="1370060345">
     <w:abstractNumId w:val="1"/>
   </w:num>
-  <w:num w:numId="9" w16cid:durableId="1013149853">
+  <w:num w:numId="9" w16cid:durableId="1345087853">
     <w:abstractNumId w:val="0"/>
   </w:num>
 </w:numbering>

--- a/Volume 1/Chapter 04 - Databases/SPA_Vol1_Ch4_Lesson4_5a_INSERT_Extended.docx
+++ b/Volume 1/Chapter 04 - Databases/SPA_Vol1_Ch4_Lesson4_5a_INSERT_Extended.docx
@@ -67,10 +67,10 @@
     </w:p>
     <w:p>
       <w:r>
-        <w:t>Add contacts to the contacts table from Assembly, Rust, and Erlang the way Lesson 4.5's programs do: trim and validate every value, insert it with a parameterized INSERT, and print the id MySQL gives it. See SQL injection again: each program prints the attack's joined SQL and never sends it, then stores the same name harmlessly as a parameter. Learn what each connector would have done with the joined text, and how each one sends parameters. Solidity has no SQL: its contract stores a contact in its own stora</w:t>
-      </w:r>
-      <w:r>
-        <w:t>ge and checks every value itself, and its section explains why injection does not apply there.</w:t>
+        <w:t>Add contacts from Assembly, Rust, and Erlang, each language to its own table, the way Lesson 4.5's programs do: trim and validate every value, insert it with a parameterized INSERT, and print the id MySQL gives it. See SQL injection again: each program prints the attack's joined SQL and never sends it, then stores the same name harmlessly as a parameter. Learn what each connector would have done with the joined text, and how each one sends parameters. Solidity has no SQL: its contract stores a contact in it</w:t>
+      </w:r>
+      <w:r>
+        <w:t>s own storage and checks every value itself, and its section explains why injection does not apply there.</w:t>
       </w:r>
     </w:p>
     <w:p>
@@ -132,7 +132,7 @@
         <w:pStyle w:val="ListBullet"/>
       </w:pPr>
       <w:r>
-        <w:t>Remember, INSERT INTO contacts (name, email, phone) VALUES (...) lists the columns and leaves id out, so AUTO_INCREMENT chooses it, and ids can have gaps (Lesson 4.5). An INSERT returns no rows, so it is an execute (Lesson 4.3a).</w:t>
+        <w:t>Remember, each language keeps its own table (Lesson 4.4), so the programs never touch each other's rows: contacts_assembly, contacts_rust, and contacts_erlang, each with Lesson 4.4's columns and its own reset file.</w:t>
       </w:r>
     </w:p>
     <w:p>
@@ -140,7 +140,15 @@
         <w:pStyle w:val="ListBullet"/>
       </w:pPr>
       <w:r>
-        <w:t>Remember, joining outside text into SQL lets a quote in it end the SQL text, and whatever follows runs as SQL (Lesson 4.5). The attack name is x', 'y', 'z'); DROP TABLE contacts; --. Lesson 4.3a showed that the mysql crate and mysql-otp send several statements in one call and libmysql refuses them. For this attack that means, as tested on a table rebuilt by the Data Reset (the lesson programs never send it):</w:t>
+        <w:t>Remember, INSERT INTO contacts_assembly (name, email, phone) VALUES (...) lists the columns and leaves id out, so AUTO_INCREMENT chooses it, and ids can have gaps (Lesson 4.5). An INSERT returns no rows, so it is an execute (Lesson 4.3a).</w:t>
+      </w:r>
+    </w:p>
+    <w:p>
+      <w:pPr>
+        <w:pStyle w:val="ListBullet"/>
+      </w:pPr>
+      <w:r>
+        <w:t>Remember, joining outside text into SQL lets a quote in it end the SQL text, and whatever follows runs as SQL (Lesson 4.5). The attack name is x', 'y', 'z'); DROP TABLE contacts_assembly; --. Lesson 4.3a showed that the mysql crate and mysql-otp send several statements in one call and libmysql refuses them. For this attack that means, as tested on a table rebuilt by the Data Reset (the lesson programs never send it):</w:t>
       </w:r>
     </w:p>
     <w:p>
@@ -201,11 +209,10 @@
         <w:pStyle w:val="ListBullet"/>
       </w:pPr>
       <w:r>
-        <w:t xml:space="preserve">Parameters are the fix, with a ? for each value in all three connectors. Each one sends a prepared statement: the SQL with its ? placeholders goes to the server first, and the values follow separately, as </w:t>
-      </w:r>
-      <w:r>
-        <w:lastRenderedPageBreak/>
-        <w:t>typed values the server never reads as SQL. None of them puts the values into the text itself, as Lesson 4.5's Python and C# connectors do. This comes from each connector's own code and documentation: libmysql's MYSQL_STMT is the prepared statement Lesson 4.5's C uses; the mysql crate's exec_ methods prepare the statement on the server before they execute it; and mysql-otp's documentation says that mysql:query with a list of values is performed as a prepared statement.</w:t>
+        <w:t>Parameters are the fix, with a ? for each value in all three connectors. Each one sends a prepared statement: the SQL with its ? placeholders goes to the server first, and the values follow separately, as typed values the server never reads as SQL. None of them puts the values into the text itself, as Lesson 4.5's Python and C# connectors do. This comes from each connector's own code and documentation: libmysql's MYSQL_STMT is the prepared statement Lesson 4.5's C uses; the mysql crate's exec_ methods prepa</w:t>
+      </w:r>
+      <w:r>
+        <w:t>re the statement on the server before they execute it; and mysql-otp's documentation says that mysql:query with a list of values is performed as a prepared statement.</w:t>
       </w:r>
     </w:p>
     <w:p>
@@ -465,7 +472,7 @@
         <w:keepNext/>
       </w:pPr>
       <w:r>
-        <w:t>Data Reset: contacts Empty, in a Known State</w:t>
+        <w:t>Data Reset: the Language's Table Empty, in a Known State</w:t>
       </w:r>
     </w:p>
     <w:p>
@@ -585,7 +592,7 @@
         <w:pStyle w:val="ListBullet"/>
       </w:pPr>
       <w:r>
-        <w:t>The Assembly, Rust, and Erlang programs connect to the spa_contacts database at 127.0.0.1, port 3306, as devuser, with the password from SPA_DB_PASSWORD, using Lesson 4.2a's connection settings, and print Connected to database spa_contacts. Each run starts after the Data Reset, with the contacts table empty. No password is written in a source file, and no program prints it.</w:t>
+        <w:t>The Assembly, Rust, and Erlang programs connect to the spa_contacts database at 127.0.0.1, port 3306, as devuser, with the password from SPA_DB_PASSWORD, using Lesson 4.2a's connection settings, and print Connected to database spa_contacts. Each run starts after the Data Reset, with its own language's table empty. No password is written in a source file, and no program prints it.</w:t>
       </w:r>
     </w:p>
     <w:p>
@@ -593,7 +600,7 @@
         <w:pStyle w:val="ListBullet"/>
       </w:pPr>
       <w:r>
-        <w:t>Every contact goes through the same steps: trim all three values, validate them (name and email required, at most 100, 254, and 20 characters, an email with one @ and a dot after it, and a phone of only digits, spaces, and + - ( )), then either print one Error line and send nothing, or insert it with INSERT INTO contacts (name, email, phone) VALUES (?, ?, ?) and print Inserted, the trimmed name, and with id, then the new id.</w:t>
+        <w:t>Every contact goes through the same steps: trim all three values, validate them (name and email required, at most 100, 254, and 20 characters, an email with one @ and a dot after it, and a phone of only digits, spaces, and + - ( )), then either print one Error line and send nothing, or insert it with INSERT INTO contacts_assembly (name, email, phone) VALUES (?, ?, ?), with its own language's table, and print Inserted, the trimmed name, and with id, then the new id.</w:t>
       </w:r>
     </w:p>
     <w:p>
@@ -625,7 +632,7 @@
         <w:pStyle w:val="ListBullet"/>
       </w:pPr>
       <w:r>
-        <w:t>Every line is the same in Assembly, Rust, and Erlang, and the same as Lesson 4.5's. Solidity sends no SQL; its scripts add the same contacts to a contract and log lines of their own, shown in its section.</w:t>
+        <w:t>Every line is the same in Assembly, Rust, and Erlang, apart from each language's table name, and the same as Lesson 4.5's with that name. Solidity sends no SQL; its scripts add the same contacts to a contract and log lines of their own, shown in its section.</w:t>
       </w:r>
     </w:p>
     <w:p>
@@ -775,9 +782,27 @@
     <w:p>
       <w:pPr>
         <w:pStyle w:val="CommandBlock"/>
-      </w:pPr>
-      <w:r>
-        <w:t xml:space="preserve">  sql/reset_contacts.sql</w:t>
+        <w:keepNext/>
+      </w:pPr>
+      <w:r>
+        <w:t xml:space="preserve">  sql/reset_contacts_assembly.sql</w:t>
+      </w:r>
+    </w:p>
+    <w:p>
+      <w:pPr>
+        <w:pStyle w:val="CommandBlock"/>
+        <w:keepNext/>
+      </w:pPr>
+      <w:r>
+        <w:t xml:space="preserve">  sql/reset_contacts_rust.sql</w:t>
+      </w:r>
+    </w:p>
+    <w:p>
+      <w:pPr>
+        <w:pStyle w:val="CommandBlock"/>
+      </w:pPr>
+      <w:r>
+        <w:t xml:space="preserve">  sql/reset_contacts_erlang.sql</w:t>
       </w:r>
     </w:p>
     <w:p>
@@ -805,7 +830,7 @@
     </w:p>
     <w:p>
       <w:r>
-        <w:t>This lesson uses what Lesson 4.0 set up once for the whole chapter: MySQL Server, the lesson user devuser, the SPA_DB_PASSWORD variable, and the mysql client; and Lesson 4.0a's connectors, installed again inside this lesson's folder. Foundry is installed for every Solidity lesson. Setup has three steps: the lesson folder, the connectors inside it, and the Data Reset, which puts the contacts table into a known state.</w:t>
+        <w:t>This lesson uses what Lesson 4.0 set up once for the whole chapter: MySQL Server, the lesson user devuser, the SPA_DB_PASSWORD variable, and the mysql client; and Lesson 4.0a's connectors, installed again inside this lesson's folder. Foundry is installed for every Solidity lesson. Setup has three steps: the lesson folder, the connectors inside it, and the Data Reset, which puts each language's contacts table into a known state.</w:t>
       </w:r>
     </w:p>
     <w:p>
@@ -1641,10 +1666,10 @@
     </w:p>
     <w:p>
       <w:r>
-        <w:t xml:space="preserve">This is Lesson 4.5's Data Reset, unchanged. Setup owns the database's state: it puts the contacts table into a known state, so the lesson works whichever lessons you ran before it. For this lesson the known state is an empty table, built again with Lesson 4.4's definition, so the first contact a program adds gets id 1. Any rows from earlier lessons are deleted. Remember, DROP TABLE IF EXISTS removes the table and all its rows, and does nothing when there is no such table, so the file works on the first run </w:t>
-      </w:r>
-      <w:r>
-        <w:t>too.</w:t>
+        <w:t>This is Lesson 4.5's Data Reset, with one file for each of this lesson's languages. Setup owns the database's state: it puts the contacts table into a known state, so the lesson works whichever lessons you ran before it. For this lesson the known state is an empty table, built again with Lesson 4.4's definition, so the first contact a program adds gets id 1. Any rows from earlier lessons are deleted. Remember, DROP TABLE IF EXISTS removes the table and all its rows, and does nothing when there is no such ta</w:t>
+      </w:r>
+      <w:r>
+        <w:t>ble, so the file works on the first run too. Remember, each language keeps its own table, so each has its own reset file, which touches only that table: reset_contacts_assembly.sql resets contacts_assembly, and running it never changes another language's rows. The three files differ only in the language's name.</w:t>
       </w:r>
     </w:p>
     <w:p>
@@ -1657,49 +1682,49 @@
         <w:pStyle w:val="Heading3"/>
       </w:pPr>
       <w:r>
-        <w:t>sql/reset_contacts.sql</w:t>
-      </w:r>
-    </w:p>
-    <w:p>
-      <w:pPr>
-        <w:pStyle w:val="SourceCode"/>
-        <w:keepNext/>
-      </w:pPr>
-      <w:r>
-        <w:t>-- Lesson 4.5's known state, which this lesson uses too. This file resets</w:t>
-      </w:r>
-    </w:p>
-    <w:p>
-      <w:pPr>
-        <w:pStyle w:val="SourceCode"/>
-        <w:keepNext/>
-      </w:pPr>
-      <w:r>
-        <w:t>-- the contacts table: it drops the table, with any rows earlier lessons</w:t>
-      </w:r>
-    </w:p>
-    <w:p>
-      <w:pPr>
-        <w:pStyle w:val="SourceCode"/>
-      </w:pPr>
-      <w:r>
-        <w:t>-- or your own experiments left in it, and builds it again, empty. The</w:t>
-      </w:r>
-    </w:p>
-    <w:p>
-      <w:pPr>
-        <w:pStyle w:val="SourceCode"/>
-      </w:pPr>
-      <w:r>
-        <w:t>-- first contact a program adds then gets id 1, and every run prints the</w:t>
-      </w:r>
-    </w:p>
-    <w:p>
-      <w:pPr>
-        <w:pStyle w:val="SourceCode"/>
-      </w:pPr>
-      <w:r>
-        <w:t>-- same ids.</w:t>
+        <w:t>sql/reset_contacts_assembly.sql</w:t>
+      </w:r>
+    </w:p>
+    <w:p>
+      <w:pPr>
+        <w:pStyle w:val="SourceCode"/>
+        <w:keepNext/>
+      </w:pPr>
+      <w:r>
+        <w:t>-- Lesson 4.5's known state for Assembly, which this lesson uses too. This</w:t>
+      </w:r>
+    </w:p>
+    <w:p>
+      <w:pPr>
+        <w:pStyle w:val="SourceCode"/>
+        <w:keepNext/>
+      </w:pPr>
+      <w:r>
+        <w:t>-- file resets contacts_assembly, the Assembly programs' own contacts table:</w:t>
+      </w:r>
+    </w:p>
+    <w:p>
+      <w:pPr>
+        <w:pStyle w:val="SourceCode"/>
+      </w:pPr>
+      <w:r>
+        <w:t>-- it drops the table, with any rows earlier lessons or your own experiments</w:t>
+      </w:r>
+    </w:p>
+    <w:p>
+      <w:pPr>
+        <w:pStyle w:val="SourceCode"/>
+      </w:pPr>
+      <w:r>
+        <w:t>-- left in it, and builds it again, empty. The first contact a program adds</w:t>
+      </w:r>
+    </w:p>
+    <w:p>
+      <w:pPr>
+        <w:pStyle w:val="SourceCode"/>
+      </w:pPr>
+      <w:r>
+        <w:t>-- then gets id 1, and every run prints the same ids.</w:t>
       </w:r>
     </w:p>
     <w:p>
@@ -1728,28 +1753,28 @@
         <w:pStyle w:val="SourceCode"/>
       </w:pPr>
       <w:r>
-        <w:t>DROP TABLE IF EXISTS contacts;</w:t>
-      </w:r>
-    </w:p>
-    <w:p>
-      <w:pPr>
-        <w:pStyle w:val="SourceCode"/>
-      </w:pPr>
-    </w:p>
-    <w:p>
-      <w:pPr>
-        <w:pStyle w:val="SourceCode"/>
-      </w:pPr>
-      <w:r>
-        <w:t>-- Lesson 4.4's contacts table, exactly as it defined it.</w:t>
-      </w:r>
-    </w:p>
-    <w:p>
-      <w:pPr>
-        <w:pStyle w:val="SourceCode"/>
-      </w:pPr>
-      <w:r>
-        <w:t>CREATE TABLE contacts (</w:t>
+        <w:t>DROP TABLE IF EXISTS contacts_assembly;</w:t>
+      </w:r>
+    </w:p>
+    <w:p>
+      <w:pPr>
+        <w:pStyle w:val="SourceCode"/>
+      </w:pPr>
+    </w:p>
+    <w:p>
+      <w:pPr>
+        <w:pStyle w:val="SourceCode"/>
+      </w:pPr>
+      <w:r>
+        <w:t>-- Lesson 4.4's contacts_assembly table, exactly as it defined it.</w:t>
+      </w:r>
+    </w:p>
+    <w:p>
+      <w:pPr>
+        <w:pStyle w:val="SourceCode"/>
+      </w:pPr>
+      <w:r>
+        <w:t>CREATE TABLE contacts_assembly (</w:t>
       </w:r>
     </w:p>
     <w:p>
@@ -1800,20 +1825,314 @@
       </w:pPr>
     </w:p>
     <w:p>
-      <w:r>
-        <w:t>Remember, the first client command makes sure spa_contacts exists (Lesson 4.2), and the second runs the file: source is the mysql client's own command, which it runs from -e only when --commands is given, and on Windows the client reads the file itself, because PowerShell has no &lt; and a Get-Content pipe can add a byte-order mark (Lesson 4.5). MYSQL_PWD lasts only until the block's last line, and -D names the database.</w:t>
-      </w:r>
-    </w:p>
-    <w:p>
-      <w:pPr>
-        <w:keepNext/>
-      </w:pPr>
-    </w:p>
-    <w:p>
       <w:pPr>
         <w:pStyle w:val="Heading3"/>
       </w:pPr>
       <w:r>
+        <w:t>sql/reset_contacts_rust.sql</w:t>
+      </w:r>
+    </w:p>
+    <w:p>
+      <w:pPr>
+        <w:pStyle w:val="SourceCode"/>
+        <w:keepNext/>
+      </w:pPr>
+      <w:r>
+        <w:t>-- Lesson 4.5's known state for Rust, which this lesson uses too. This file</w:t>
+      </w:r>
+    </w:p>
+    <w:p>
+      <w:pPr>
+        <w:pStyle w:val="SourceCode"/>
+        <w:keepNext/>
+      </w:pPr>
+      <w:r>
+        <w:t>-- resets contacts_rust, the Rust programs' own contacts table: it drops the</w:t>
+      </w:r>
+    </w:p>
+    <w:p>
+      <w:pPr>
+        <w:pStyle w:val="SourceCode"/>
+      </w:pPr>
+      <w:r>
+        <w:t>-- table, with any rows earlier lessons or your own experiments left in it,</w:t>
+      </w:r>
+    </w:p>
+    <w:p>
+      <w:pPr>
+        <w:pStyle w:val="SourceCode"/>
+      </w:pPr>
+      <w:r>
+        <w:t>-- and builds it again, empty. The first contact a program adds then gets id</w:t>
+      </w:r>
+    </w:p>
+    <w:p>
+      <w:pPr>
+        <w:pStyle w:val="SourceCode"/>
+      </w:pPr>
+      <w:r>
+        <w:t>-- 1, and every run prints the same ids.</w:t>
+      </w:r>
+    </w:p>
+    <w:p>
+      <w:pPr>
+        <w:pStyle w:val="SourceCode"/>
+      </w:pPr>
+    </w:p>
+    <w:p>
+      <w:pPr>
+        <w:pStyle w:val="SourceCode"/>
+      </w:pPr>
+      <w:r>
+        <w:t>-- Remove the old table and every row in it (Lesson 4.4). IF EXISTS skips</w:t>
+      </w:r>
+    </w:p>
+    <w:p>
+      <w:pPr>
+        <w:pStyle w:val="SourceCode"/>
+      </w:pPr>
+      <w:r>
+        <w:t>-- this when there is no table yet.</w:t>
+      </w:r>
+    </w:p>
+    <w:p>
+      <w:pPr>
+        <w:pStyle w:val="SourceCode"/>
+      </w:pPr>
+      <w:r>
+        <w:t>DROP TABLE IF EXISTS contacts_rust;</w:t>
+      </w:r>
+    </w:p>
+    <w:p>
+      <w:pPr>
+        <w:pStyle w:val="SourceCode"/>
+      </w:pPr>
+    </w:p>
+    <w:p>
+      <w:pPr>
+        <w:pStyle w:val="SourceCode"/>
+      </w:pPr>
+      <w:r>
+        <w:t>-- Lesson 4.4's contacts_rust table, exactly as it defined it.</w:t>
+      </w:r>
+    </w:p>
+    <w:p>
+      <w:pPr>
+        <w:pStyle w:val="SourceCode"/>
+      </w:pPr>
+      <w:r>
+        <w:t>CREATE TABLE contacts_rust (</w:t>
+      </w:r>
+    </w:p>
+    <w:p>
+      <w:pPr>
+        <w:pStyle w:val="SourceCode"/>
+      </w:pPr>
+      <w:r>
+        <w:t xml:space="preserve">    id    INT AUTO_INCREMENT PRIMARY KEY,</w:t>
+      </w:r>
+    </w:p>
+    <w:p>
+      <w:pPr>
+        <w:pStyle w:val="SourceCode"/>
+      </w:pPr>
+      <w:r>
+        <w:t xml:space="preserve">    name  VARCHAR(100) NOT NULL,</w:t>
+      </w:r>
+    </w:p>
+    <w:p>
+      <w:pPr>
+        <w:pStyle w:val="SourceCode"/>
+        <w:keepNext/>
+      </w:pPr>
+      <w:r>
+        <w:t xml:space="preserve">    email VARCHAR(254) NOT NULL UNIQUE,</w:t>
+      </w:r>
+    </w:p>
+    <w:p>
+      <w:pPr>
+        <w:pStyle w:val="SourceCode"/>
+        <w:keepNext/>
+      </w:pPr>
+      <w:r>
+        <w:t xml:space="preserve">    phone VARCHAR(20)  NULL</w:t>
+      </w:r>
+    </w:p>
+    <w:p>
+      <w:pPr>
+        <w:pStyle w:val="SourceCode"/>
+      </w:pPr>
+      <w:r>
+        <w:t>) CHARACTER SET utf8mb4;</w:t>
+      </w:r>
+    </w:p>
+    <w:p>
+      <w:pPr>
+        <w:keepNext/>
+      </w:pPr>
+    </w:p>
+    <w:p>
+      <w:pPr>
+        <w:pStyle w:val="Heading3"/>
+      </w:pPr>
+      <w:r>
+        <w:t>sql/reset_contacts_erlang.sql</w:t>
+      </w:r>
+    </w:p>
+    <w:p>
+      <w:pPr>
+        <w:pStyle w:val="SourceCode"/>
+        <w:keepNext/>
+      </w:pPr>
+      <w:r>
+        <w:t>-- Lesson 4.5's known state for Erlang, which this lesson uses too. This</w:t>
+      </w:r>
+    </w:p>
+    <w:p>
+      <w:pPr>
+        <w:pStyle w:val="SourceCode"/>
+        <w:keepNext/>
+      </w:pPr>
+      <w:r>
+        <w:t>-- file resets contacts_erlang, the Erlang programs' own contacts table: it</w:t>
+      </w:r>
+    </w:p>
+    <w:p>
+      <w:pPr>
+        <w:pStyle w:val="SourceCode"/>
+      </w:pPr>
+      <w:r>
+        <w:t>-- drops the table, with any rows earlier lessons or your own experiments</w:t>
+      </w:r>
+    </w:p>
+    <w:p>
+      <w:pPr>
+        <w:pStyle w:val="SourceCode"/>
+      </w:pPr>
+      <w:r>
+        <w:t>-- left in it, and builds it again, empty. The first contact a program adds</w:t>
+      </w:r>
+    </w:p>
+    <w:p>
+      <w:pPr>
+        <w:pStyle w:val="SourceCode"/>
+      </w:pPr>
+      <w:r>
+        <w:t>-- then gets id 1, and every run prints the same ids.</w:t>
+      </w:r>
+    </w:p>
+    <w:p>
+      <w:pPr>
+        <w:pStyle w:val="SourceCode"/>
+      </w:pPr>
+    </w:p>
+    <w:p>
+      <w:pPr>
+        <w:pStyle w:val="SourceCode"/>
+      </w:pPr>
+      <w:r>
+        <w:t>-- Remove the old table and every row in it (Lesson 4.4). IF EXISTS skips</w:t>
+      </w:r>
+    </w:p>
+    <w:p>
+      <w:pPr>
+        <w:pStyle w:val="SourceCode"/>
+      </w:pPr>
+      <w:r>
+        <w:t>-- this when there is no table yet.</w:t>
+      </w:r>
+    </w:p>
+    <w:p>
+      <w:pPr>
+        <w:pStyle w:val="SourceCode"/>
+      </w:pPr>
+      <w:r>
+        <w:t>DROP TABLE IF EXISTS contacts_erlang;</w:t>
+      </w:r>
+    </w:p>
+    <w:p>
+      <w:pPr>
+        <w:pStyle w:val="SourceCode"/>
+      </w:pPr>
+    </w:p>
+    <w:p>
+      <w:pPr>
+        <w:pStyle w:val="SourceCode"/>
+      </w:pPr>
+      <w:r>
+        <w:t>-- Lesson 4.4's contacts_erlang table, exactly as it defined it.</w:t>
+      </w:r>
+    </w:p>
+    <w:p>
+      <w:pPr>
+        <w:pStyle w:val="SourceCode"/>
+      </w:pPr>
+      <w:r>
+        <w:t>CREATE TABLE contacts_erlang (</w:t>
+      </w:r>
+    </w:p>
+    <w:p>
+      <w:pPr>
+        <w:pStyle w:val="SourceCode"/>
+      </w:pPr>
+      <w:r>
+        <w:t xml:space="preserve">    id    INT AUTO_INCREMENT PRIMARY KEY,</w:t>
+      </w:r>
+    </w:p>
+    <w:p>
+      <w:pPr>
+        <w:pStyle w:val="SourceCode"/>
+      </w:pPr>
+      <w:r>
+        <w:t xml:space="preserve">    name  VARCHAR(100) NOT NULL,</w:t>
+      </w:r>
+    </w:p>
+    <w:p>
+      <w:pPr>
+        <w:pStyle w:val="SourceCode"/>
+        <w:keepNext/>
+      </w:pPr>
+      <w:r>
+        <w:t xml:space="preserve">    email VARCHAR(254) NOT NULL UNIQUE,</w:t>
+      </w:r>
+    </w:p>
+    <w:p>
+      <w:pPr>
+        <w:pStyle w:val="SourceCode"/>
+        <w:keepNext/>
+      </w:pPr>
+      <w:r>
+        <w:t xml:space="preserve">    phone VARCHAR(20)  NULL</w:t>
+      </w:r>
+    </w:p>
+    <w:p>
+      <w:pPr>
+        <w:pStyle w:val="SourceCode"/>
+      </w:pPr>
+      <w:r>
+        <w:t>) CHARACTER SET utf8mb4;</w:t>
+      </w:r>
+    </w:p>
+    <w:p>
+      <w:pPr>
+        <w:keepNext/>
+      </w:pPr>
+    </w:p>
+    <w:p>
+      <w:r>
+        <w:t>Remember, the first client command makes sure spa_contacts exists (Lesson 4.2), and the next three run the files, one per language: source is the mysql client's own command, which it runs from -e only when --commands is given, and on Windows the client reads the file itself, because PowerShell has no &lt; and a Get-Content pipe can add a byte-order mark (Lesson 4.5). MYSQL_PWD lasts only until the block's last line, and -D names the database.</w:t>
+      </w:r>
+    </w:p>
+    <w:p>
+      <w:pPr>
+        <w:keepNext/>
+      </w:pPr>
+    </w:p>
+    <w:p>
+      <w:pPr>
+        <w:pStyle w:val="Heading3"/>
+      </w:pPr>
+      <w:r>
         <w:t>Windows PowerShell Data Reset</w:t>
       </w:r>
     </w:p>
@@ -1868,12 +2187,48 @@
         <w:keepNext/>
       </w:pPr>
       <w:r>
-        <w:t xml:space="preserve">    -e "source ./sql/reset_contacts.sql"</w:t>
+        <w:t xml:space="preserve">    -e "source ./sql/reset_contacts_assembly.sql"</w:t>
       </w:r>
     </w:p>
     <w:p>
       <w:pPr>
         <w:pStyle w:val="CommandBlock"/>
+        <w:keepNext/>
+      </w:pPr>
+      <w:r>
+        <w:t>&amp; $mysql -u devuser -h 127.0.0.1 -P 3306 -D spa_contacts --commands `</w:t>
+      </w:r>
+    </w:p>
+    <w:p>
+      <w:pPr>
+        <w:pStyle w:val="CommandBlock"/>
+        <w:keepNext/>
+      </w:pPr>
+      <w:r>
+        <w:t xml:space="preserve">    -e "source ./sql/reset_contacts_rust.sql"</w:t>
+      </w:r>
+    </w:p>
+    <w:p>
+      <w:pPr>
+        <w:pStyle w:val="CommandBlock"/>
+        <w:keepNext/>
+      </w:pPr>
+      <w:r>
+        <w:t>&amp; $mysql -u devuser -h 127.0.0.1 -P 3306 -D spa_contacts --commands `</w:t>
+      </w:r>
+    </w:p>
+    <w:p>
+      <w:pPr>
+        <w:pStyle w:val="CommandBlock"/>
+        <w:keepNext/>
+      </w:pPr>
+      <w:r>
+        <w:t xml:space="preserve">    -e "source ./sql/reset_contacts_erlang.sql"</w:t>
+      </w:r>
+    </w:p>
+    <w:p>
+      <w:pPr>
+        <w:pStyle w:val="CommandBlock"/>
       </w:pPr>
       <w:r>
         <w:t>Remove-Item Env:MYSQL_PWD</w:t>
@@ -1925,12 +2280,57 @@
         <w:keepNext/>
       </w:pPr>
       <w:r>
-        <w:t>mysql -u devuser -h 127.0.0.1 -P 3306 -D spa_contacts &lt; ./sql/reset_contacts.sql</w:t>
+        <w:t>mysql -u devuser -h 127.0.0.1 -P 3306 -D spa_contacts \</w:t>
       </w:r>
     </w:p>
     <w:p>
       <w:pPr>
         <w:pStyle w:val="CommandBlock"/>
+        <w:keepNext/>
+      </w:pPr>
+      <w:r>
+        <w:t xml:space="preserve">    &lt; ./sql/reset_contacts_assembly.sql</w:t>
+      </w:r>
+    </w:p>
+    <w:p>
+      <w:pPr>
+        <w:pStyle w:val="CommandBlock"/>
+        <w:keepNext/>
+      </w:pPr>
+      <w:r>
+        <w:t>mysql -u devuser -h 127.0.0.1 -P 3306 -D spa_contacts \</w:t>
+      </w:r>
+    </w:p>
+    <w:p>
+      <w:pPr>
+        <w:pStyle w:val="CommandBlock"/>
+        <w:keepNext/>
+      </w:pPr>
+      <w:r>
+        <w:t xml:space="preserve">    &lt; ./sql/reset_contacts_rust.sql</w:t>
+      </w:r>
+    </w:p>
+    <w:p>
+      <w:pPr>
+        <w:pStyle w:val="CommandBlock"/>
+        <w:keepNext/>
+      </w:pPr>
+      <w:r>
+        <w:t>mysql -u devuser -h 127.0.0.1 -P 3306 -D spa_contacts \</w:t>
+      </w:r>
+    </w:p>
+    <w:p>
+      <w:pPr>
+        <w:pStyle w:val="CommandBlock"/>
+        <w:keepNext/>
+      </w:pPr>
+      <w:r>
+        <w:t xml:space="preserve">    &lt; ./sql/reset_contacts_erlang.sql</w:t>
+      </w:r>
+    </w:p>
+    <w:p>
+      <w:pPr>
+        <w:pStyle w:val="CommandBlock"/>
       </w:pPr>
       <w:r>
         <w:t>unset MYSQL_PWD</w:t>
@@ -1943,7 +2343,7 @@
     </w:p>
     <w:p>
       <w:r>
-        <w:t>Both commands print nothing. Every Assembly, Rust, and Erlang Build and Run block below repeats the second one, the reset itself, just before its program runs, so each run starts from the same known state. The Solidity scripts do not touch MySQL, so their blocks have no reset. ERROR 1064 (42000), a syntax error, from the source line means --commands is missing or the file was mistyped; Failed to open file means the command was not run from the lesson-4.5-extended folder.</w:t>
+        <w:t>The commands print nothing. Every Assembly, Rust, and Erlang Build and Run block below repeats its own language's reset just before its program runs, so each run starts from the same known state. The Solidity scripts do not touch MySQL, so their blocks have no reset. ERROR 1064 (42000), a syntax error, from the source line means --commands is missing or the file was mistyped; Failed to open file means the command was not run from the lesson-4.5-extended folder.</w:t>
       </w:r>
     </w:p>
     <w:p>
@@ -2426,7 +2826,7 @@
         <w:pStyle w:val="SourceCode"/>
       </w:pPr>
       <w:r>
-        <w:t xml:space="preserve">    insert_sql      db "INSERT INTO contacts (name, email, phone) "</w:t>
+        <w:t xml:space="preserve">    insert_sql      db "INSERT INTO contacts_assembly (name, email, phone) "</w:t>
       </w:r>
     </w:p>
     <w:p>
@@ -2514,15 +2914,23 @@
         <w:pStyle w:val="SourceCode"/>
       </w:pPr>
       <w:r>
-        <w:t xml:space="preserve">    joined_format   db "INSERT INTO contacts (name, email, phone)", 10</w:t>
-      </w:r>
-    </w:p>
-    <w:p>
-      <w:pPr>
-        <w:pStyle w:val="SourceCode"/>
-      </w:pPr>
-      <w:r>
-        <w:t xml:space="preserve">                    db "VALUES ('%s', '%s', '%s')", 10, 0</w:t>
+        <w:t xml:space="preserve">    joined_format   db "INSERT INTO contacts_assembly (name, email, phone)", 10</w:t>
+      </w:r>
+    </w:p>
+    <w:p>
+      <w:pPr>
+        <w:pStyle w:val="SourceCode"/>
+      </w:pPr>
+      <w:r>
+        <w:t xml:space="preserve">                    db "VALUES ('%s',", 10</w:t>
+      </w:r>
+    </w:p>
+    <w:p>
+      <w:pPr>
+        <w:pStyle w:val="SourceCode"/>
+      </w:pPr>
+      <w:r>
+        <w:t xml:space="preserve">                    db "'%s', '%s')", 10, 0</w:t>
       </w:r>
     </w:p>
     <w:p>
@@ -2626,7 +3034,7 @@
         <w:pStyle w:val="SourceCode"/>
       </w:pPr>
       <w:r>
-        <w:t xml:space="preserve">    attack_name     db "x', 'y', 'z'); DROP TABLE contacts; --", 0</w:t>
+        <w:t xml:space="preserve">    attack_name     db "x', 'y', 'z'); DROP TABLE contacts_assembly; --", 0</w:t>
       </w:r>
     </w:p>
     <w:p>
@@ -5817,7 +6225,7 @@
         <w:keepNext/>
       </w:pPr>
       <w:r>
-        <w:t>Run the program from the lesson-4.5-extended folder, in a terminal that has SPA_DB_PASSWORD. Reset first so the ids are 1 and 2: the mysql lines run the Data Reset from Project Setup, which leaves the contacts table empty, before the program runs.</w:t>
+        <w:t>Run the program from the lesson-4.5-extended folder, in a terminal that has SPA_DB_PASSWORD. Reset first so the ids are 1 and 2: the mysql lines run this language's reset from the Data Reset in Project Setup, which leaves contacts_assembly empty, before the program runs.</w:t>
       </w:r>
     </w:p>
     <w:p>
@@ -5903,7 +6311,7 @@
         <w:keepNext/>
       </w:pPr>
       <w:r>
-        <w:t xml:space="preserve">    -e "source ./sql/reset_contacts.sql"</w:t>
+        <w:t xml:space="preserve">    -e "source ./sql/reset_contacts_assembly.sql"</w:t>
       </w:r>
     </w:p>
     <w:p>
@@ -5982,7 +6390,7 @@
         <w:keepNext/>
       </w:pPr>
       <w:r>
-        <w:t>INSERT INTO contacts (name, email, phone)</w:t>
+        <w:t>INSERT INTO contacts_assembly (name, email, phone)</w:t>
       </w:r>
     </w:p>
     <w:p>
@@ -5991,7 +6399,7 @@
         <w:keepNext/>
       </w:pPr>
       <w:r>
-        <w:t>VALUES ('x', 'y', 'z'); DROP TABLE contacts; --', 'eve@example.com', '555-0199')</w:t>
+        <w:t>VALUES ('x', 'y', 'z'); DROP TABLE contacts_assembly; --',</w:t>
       </w:r>
     </w:p>
     <w:p>
@@ -6000,12 +6408,21 @@
         <w:keepNext/>
       </w:pPr>
       <w:r>
-        <w:t>Inserted x', 'y', 'z'); DROP TABLE contacts; -- with id 2</w:t>
+        <w:t>'eve@example.com', '555-0199')</w:t>
       </w:r>
     </w:p>
     <w:p>
       <w:pPr>
         <w:pStyle w:val="RequiredOutput"/>
+        <w:keepNext/>
+      </w:pPr>
+      <w:r>
+        <w:t>Inserted x', 'y', 'z'); DROP TABLE contacts_assembly; -- with id 2</w:t>
+      </w:r>
+    </w:p>
+    <w:p>
+      <w:pPr>
+        <w:pStyle w:val="RequiredOutput"/>
       </w:pPr>
       <w:r>
         <w:t>Error: email must have one @ and a dot after it</w:t>
@@ -6037,7 +6454,7 @@
         <w:pStyle w:val="ListBullet"/>
       </w:pPr>
       <w:r>
-        <w:t>The three Joined SQL lines are the text joining would build. The quote after x ends the name, and DROP TABLE contacts follows as a second statement. The program only printed this text.</w:t>
+        <w:t>The four Joined SQL lines are the text joining would build; the programs start a new line after the name, so each line fits on the screen. The quote after x ends the name, and DROP TABLE contacts_assembly follows as a second statement. The program only printed this text.</w:t>
       </w:r>
     </w:p>
     <w:p>
@@ -6045,7 +6462,7 @@
         <w:pStyle w:val="ListBullet"/>
       </w:pPr>
       <w:r>
-        <w:t>Inserted x', 'y', 'z'); DROP TABLE contacts; -- with id 2 proves the parameters kept the whole attack as one value: the quotes and the DROP were stored as plain text in the name column, and the table is still there.</w:t>
+        <w:t>Inserted x', 'y', 'z'); DROP TABLE contacts_assembly; -- with id 2 proves the parameters kept the whole attack as one value: the quotes and the DROP were stored as plain text in the name column, and the table is still there.</w:t>
       </w:r>
     </w:p>
     <w:p>
@@ -6069,7 +6486,7 @@
         <w:pStyle w:val="ListBullet"/>
       </w:pPr>
       <w:r>
-        <w:t>If nothing prints and $LASTEXITCODE is -1073741515, a DLL is missing from .\assembly\windows: rerun the Copy-Item line of the Connector Setup. If an id prints as 0, the INSERT failed and this Basic version trusted it, most often because the contacts table is missing: run the Data Reset; the Production-Minded version names the reason. If the program crashes without a word, a value is in the wrong register or stack place, or a MYSQL_BIND offset is wrong: compare each instruction with its comment.</w:t>
+        <w:t>If nothing prints and $LASTEXITCODE is -1073741515, a DLL is missing from .\assembly\windows: rerun the Copy-Item line of the Connector Setup. If an id prints as 0, the INSERT failed and this Basic version trusted it, most often because contacts_assembly is missing: run the Data Reset; the Production-Minded version names the reason. If the program crashes without a word, a value is in the wrong register or stack place, or a MYSQL_BIND offset is wrong: compare each instruction with its comment.</w:t>
       </w:r>
     </w:p>
     <w:p>
@@ -6520,7 +6937,7 @@
         <w:pStyle w:val="SourceCode"/>
       </w:pPr>
       <w:r>
-        <w:t xml:space="preserve">    insert_sql      db "INSERT INTO contacts (name, email, phone) "</w:t>
+        <w:t xml:space="preserve">    insert_sql      db "INSERT INTO contacts_assembly (name, email, phone) "</w:t>
       </w:r>
     </w:p>
     <w:p>
@@ -6624,15 +7041,23 @@
         <w:pStyle w:val="SourceCode"/>
       </w:pPr>
       <w:r>
-        <w:t xml:space="preserve">    joined_format   db "INSERT INTO contacts (name, email, phone)", 10</w:t>
-      </w:r>
-    </w:p>
-    <w:p>
-      <w:pPr>
-        <w:pStyle w:val="SourceCode"/>
-      </w:pPr>
-      <w:r>
-        <w:t xml:space="preserve">                    db "VALUES ('%s', '%s', '%s')", 10, 0</w:t>
+        <w:t xml:space="preserve">    joined_format   db "INSERT INTO contacts_assembly (name, email, phone)", 10</w:t>
+      </w:r>
+    </w:p>
+    <w:p>
+      <w:pPr>
+        <w:pStyle w:val="SourceCode"/>
+      </w:pPr>
+      <w:r>
+        <w:t xml:space="preserve">                    db "VALUES ('%s',", 10</w:t>
+      </w:r>
+    </w:p>
+    <w:p>
+      <w:pPr>
+        <w:pStyle w:val="SourceCode"/>
+      </w:pPr>
+      <w:r>
+        <w:t xml:space="preserve">                    db "'%s', '%s')", 10, 0</w:t>
       </w:r>
     </w:p>
     <w:p>
@@ -6720,7 +7145,7 @@
         <w:pStyle w:val="SourceCode"/>
       </w:pPr>
       <w:r>
-        <w:t xml:space="preserve">    attack_name     db "x', 'y', 'z'); DROP TABLE contacts; --", 0</w:t>
+        <w:t xml:space="preserve">    attack_name     db "x', 'y', 'z'); DROP TABLE contacts_assembly; --", 0</w:t>
       </w:r>
     </w:p>
     <w:p>
@@ -10807,7 +11232,7 @@
         <w:keepNext/>
       </w:pPr>
       <w:r>
-        <w:t xml:space="preserve">    -e "source ./sql/reset_contacts.sql"</w:t>
+        <w:t xml:space="preserve">    -e "source ./sql/reset_contacts_assembly.sql"</w:t>
       </w:r>
     </w:p>
     <w:p>
@@ -10895,7 +11320,7 @@
         <w:keepNext/>
       </w:pPr>
       <w:r>
-        <w:t>INSERT INTO contacts (name, email, phone)</w:t>
+        <w:t>INSERT INTO contacts_assembly (name, email, phone)</w:t>
       </w:r>
     </w:p>
     <w:p>
@@ -10904,7 +11329,7 @@
         <w:keepNext/>
       </w:pPr>
       <w:r>
-        <w:t>VALUES ('x', 'y', 'z'); DROP TABLE contacts; --', 'eve@example.com', '555-0199')</w:t>
+        <w:t>VALUES ('x', 'y', 'z'); DROP TABLE contacts_assembly; --',</w:t>
       </w:r>
     </w:p>
     <w:p>
@@ -10913,7 +11338,7 @@
         <w:keepNext/>
       </w:pPr>
       <w:r>
-        <w:t>Inserted x', 'y', 'z'); DROP TABLE contacts; -- with id 2</w:t>
+        <w:t>'eve@example.com', '555-0199')</w:t>
       </w:r>
     </w:p>
     <w:p>
@@ -10922,6 +11347,15 @@
         <w:keepNext/>
       </w:pPr>
       <w:r>
+        <w:t>Inserted x', 'y', 'z'); DROP TABLE contacts_assembly; -- with id 2</w:t>
+      </w:r>
+    </w:p>
+    <w:p>
+      <w:pPr>
+        <w:pStyle w:val="RequiredOutput"/>
+        <w:keepNext/>
+      </w:pPr>
+      <w:r>
         <w:t>Error: email must have one @ and a dot after it</w:t>
       </w:r>
     </w:p>
@@ -10939,7 +11373,7 @@
         <w:pStyle w:val="RequiredOutput"/>
       </w:pPr>
       <w:r>
-        <w:t>Error: Duplicate entry 'ada@example.com' for key 'contacts.email'</w:t>
+        <w:t>Error: Duplicate entry 'ada@example.com' for key 'contacts_assembly.email'</w:t>
       </w:r>
     </w:p>
     <w:p>
@@ -10952,7 +11386,7 @@
         <w:pStyle w:val="ListBullet"/>
       </w:pPr>
       <w:r>
-        <w:t>The first seven lines match the Basic version's, because add_contact does the same work for the same three contacts.</w:t>
+        <w:t>The first eight lines match the Basic version's, because add_contact does the same work for the same three contacts.</w:t>
       </w:r>
     </w:p>
     <w:p>
@@ -10984,7 +11418,7 @@
         <w:pStyle w:val="ListBullet"/>
       </w:pPr>
       <w:r>
-        <w:t>If the program reports Table 'spa_contacts.contacts' doesn't exist, the table is missing: run the Data Reset in Project Setup.</w:t>
+        <w:t>If the program reports Table 'spa_contacts.contacts_assembly' doesn't exist, the table is missing: run the Data Reset in Project Setup.</w:t>
       </w:r>
     </w:p>
     <w:p>
@@ -11268,7 +11702,7 @@
         <w:pStyle w:val="SourceCode"/>
       </w:pPr>
       <w:r>
-        <w:t xml:space="preserve">    "INSERT INTO contacts (name, email, phone) VALUES (?, ?, ?)";</w:t>
+        <w:t xml:space="preserve">    "INSERT INTO contacts_rust (name, email, phone) VALUES (?, ?, ?)";</w:t>
       </w:r>
     </w:p>
     <w:p>
@@ -12172,7 +12606,7 @@
         <w:pStyle w:val="SourceCode"/>
       </w:pPr>
       <w:r>
-        <w:t xml:space="preserve">    let attack_name = "x', 'y', 'z'); DROP TABLE contacts; --";</w:t>
+        <w:t xml:space="preserve">    let attack_name = "x', 'y', 'z'); DROP TABLE contacts_rust; --";</w:t>
       </w:r>
     </w:p>
     <w:p>
@@ -12196,6 +12630,22 @@
         <w:pStyle w:val="SourceCode"/>
       </w:pPr>
       <w:r>
+        <w:t xml:space="preserve">    // A \ at the very end of a line inside a string continues the text</w:t>
+      </w:r>
+    </w:p>
+    <w:p>
+      <w:pPr>
+        <w:pStyle w:val="SourceCode"/>
+      </w:pPr>
+      <w:r>
+        <w:t xml:space="preserve">    // on the next line, without that line's leading spaces.</w:t>
+      </w:r>
+    </w:p>
+    <w:p>
+      <w:pPr>
+        <w:pStyle w:val="SourceCode"/>
+      </w:pPr>
+      <w:r>
         <w:t xml:space="preserve">    let joined = format!(</w:t>
       </w:r>
     </w:p>
@@ -12204,7 +12654,15 @@
         <w:pStyle w:val="SourceCode"/>
       </w:pPr>
       <w:r>
-        <w:t xml:space="preserve">        "INSERT INTO contacts (name, email, phone)\nVALUES ('{}', '{}', '{}')",</w:t>
+        <w:t xml:space="preserve">        "INSERT INTO contacts_rust (name, email, phone)\n\</w:t>
+      </w:r>
+    </w:p>
+    <w:p>
+      <w:pPr>
+        <w:pStyle w:val="SourceCode"/>
+      </w:pPr>
+      <w:r>
+        <w:t xml:space="preserve">         VALUES ('{}',\n'{}', '{}')",</w:t>
       </w:r>
     </w:p>
     <w:p>
@@ -12326,7 +12784,7 @@
         <w:keepNext/>
       </w:pPr>
       <w:r>
-        <w:t>Run the program from the lesson-4.5-extended folder, in a terminal that has SPA_DB_PASSWORD. Reset first so the ids are 1 and 2: the mysql lines run the Data Reset from Project Setup, which leaves the contacts table empty, before the program runs.</w:t>
+        <w:t>Run the program from the lesson-4.5-extended folder, in a terminal that has SPA_DB_PASSWORD. Reset first so the ids are 1 and 2: the mysql lines run this language's reset from the Data Reset in Project Setup, which leaves contacts_rust empty, before the program runs.</w:t>
       </w:r>
     </w:p>
     <w:p>
@@ -12376,7 +12834,7 @@
         <w:keepNext/>
       </w:pPr>
       <w:r>
-        <w:t xml:space="preserve">    -e "source ./sql/reset_contacts.sql"</w:t>
+        <w:t xml:space="preserve">    -e "source ./sql/reset_contacts_rust.sql"</w:t>
       </w:r>
     </w:p>
     <w:p>
@@ -12433,7 +12891,7 @@
         <w:keepNext/>
       </w:pPr>
       <w:r>
-        <w:t>mysql -u devuser -h 127.0.0.1 -P 3306 -D spa_contacts &lt; ./sql/reset_contacts.sql</w:t>
+        <w:t>mysql -u devuser -h 127.0.0.1 -P 3306 -D spa_contacts \</w:t>
       </w:r>
     </w:p>
     <w:p>
@@ -12442,6 +12900,15 @@
         <w:keepNext/>
       </w:pPr>
       <w:r>
+        <w:t xml:space="preserve">    &lt; ./sql/reset_contacts_rust.sql</w:t>
+      </w:r>
+    </w:p>
+    <w:p>
+      <w:pPr>
+        <w:pStyle w:val="CommandBlock"/>
+        <w:keepNext/>
+      </w:pPr>
+      <w:r>
         <w:t>unset MYSQL_PWD</w:t>
       </w:r>
     </w:p>
@@ -12512,7 +12979,7 @@
         <w:keepNext/>
       </w:pPr>
       <w:r>
-        <w:t>INSERT INTO contacts (name, email, phone)</w:t>
+        <w:t>INSERT INTO contacts_rust (name, email, phone)</w:t>
       </w:r>
     </w:p>
     <w:p>
@@ -12521,7 +12988,7 @@
         <w:keepNext/>
       </w:pPr>
       <w:r>
-        <w:t>VALUES ('x', 'y', 'z'); DROP TABLE contacts; --', 'eve@example.com', '555-0199')</w:t>
+        <w:t>VALUES ('x', 'y', 'z'); DROP TABLE contacts_rust; --',</w:t>
       </w:r>
     </w:p>
     <w:p>
@@ -12530,12 +12997,21 @@
         <w:keepNext/>
       </w:pPr>
       <w:r>
-        <w:t>Inserted x', 'y', 'z'); DROP TABLE contacts; -- with id 2</w:t>
+        <w:t>'eve@example.com', '555-0199')</w:t>
       </w:r>
     </w:p>
     <w:p>
       <w:pPr>
         <w:pStyle w:val="RequiredOutput"/>
+        <w:keepNext/>
+      </w:pPr>
+      <w:r>
+        <w:t>Inserted x', 'y', 'z'); DROP TABLE contacts_rust; -- with id 2</w:t>
+      </w:r>
+    </w:p>
+    <w:p>
+      <w:pPr>
+        <w:pStyle w:val="RequiredOutput"/>
       </w:pPr>
       <w:r>
         <w:t>Error: email must have one @ and a dot after it</w:t>
@@ -12567,7 +13043,7 @@
         <w:pStyle w:val="ListBullet"/>
       </w:pPr>
       <w:r>
-        <w:t>The three Joined SQL lines are the text joining would build. The quote after x ends the name, and DROP TABLE contacts follows as a second statement. The program only printed this text.</w:t>
+        <w:t>The four Joined SQL lines are the text joining would build; the programs start a new line after the name, so each line fits on the screen. The quote after x ends the name, and DROP TABLE contacts_rust follows as a second statement. The program only printed this text.</w:t>
       </w:r>
     </w:p>
     <w:p>
@@ -12575,7 +13051,7 @@
         <w:pStyle w:val="ListBullet"/>
       </w:pPr>
       <w:r>
-        <w:t>Inserted x', 'y', 'z'); DROP TABLE contacts; -- with id 2 proves the parameters kept the whole attack as one value: the quotes and the DROP were stored as plain text in the name column, and the table is still there.</w:t>
+        <w:t>Inserted x', 'y', 'z'); DROP TABLE contacts_rust; -- with id 2 proves the parameters kept the whole attack as one value: the quotes and the DROP were stored as plain text in the name column, and the table is still there.</w:t>
       </w:r>
     </w:p>
     <w:p>
@@ -12599,7 +13075,7 @@
         <w:pStyle w:val="ListBullet"/>
       </w:pPr>
       <w:r>
-        <w:t>If the program stops with thread 'main' panicked at and, on the line after it, called `Result::unwrap()` on an `Err` value, read the rest of that second line: it holds the reason, such as MySqlError { ERROR 1146 (42S02): Table 'spa_contacts.contacts' doesn't exist }, which the Data Reset fixes.</w:t>
+        <w:t>If the program stops with thread 'main' panicked at and, on the line after it, called `Result::unwrap()` on an `Err` value, read the rest of that second line: it holds the reason, such as MySqlError { ERROR 1146 (42S02): Table 'spa_contacts.contacts_rust' doesn't exist }, which the Data Reset fixes.</w:t>
       </w:r>
     </w:p>
     <w:p>
@@ -12786,7 +13262,7 @@
         <w:pStyle w:val="SourceCode"/>
       </w:pPr>
       <w:r>
-        <w:t xml:space="preserve">    "INSERT INTO contacts (name, email, phone) VALUES (?, ?, ?)";</w:t>
+        <w:t xml:space="preserve">    "INSERT INTO contacts_rust (name, email, phone) VALUES (?, ?, ?)";</w:t>
       </w:r>
     </w:p>
     <w:p>
@@ -13648,15 +14124,23 @@
         <w:pStyle w:val="SourceCode"/>
       </w:pPr>
       <w:r>
-        <w:t xml:space="preserve">    println!("INSERT INTO contacts (name, email, phone)");</w:t>
-      </w:r>
-    </w:p>
-    <w:p>
-      <w:pPr>
-        <w:pStyle w:val="SourceCode"/>
-      </w:pPr>
-      <w:r>
-        <w:t xml:space="preserve">    println!("VALUES ('{contact_name}', '{email}', '{phone}')");</w:t>
+        <w:t xml:space="preserve">    println!("INSERT INTO contacts_rust (name, email, phone)");</w:t>
+      </w:r>
+    </w:p>
+    <w:p>
+      <w:pPr>
+        <w:pStyle w:val="SourceCode"/>
+      </w:pPr>
+      <w:r>
+        <w:t xml:space="preserve">    println!("VALUES ('{contact_name}',");</w:t>
+      </w:r>
+    </w:p>
+    <w:p>
+      <w:pPr>
+        <w:pStyle w:val="SourceCode"/>
+      </w:pPr>
+      <w:r>
+        <w:t xml:space="preserve">    println!("'{email}', '{phone}')");</w:t>
       </w:r>
     </w:p>
     <w:p>
@@ -13754,7 +14238,7 @@
         <w:pStyle w:val="SourceCode"/>
       </w:pPr>
       <w:r>
-        <w:t xml:space="preserve">    let attack_name = "x', 'y', 'z'); DROP TABLE contacts; --";</w:t>
+        <w:t xml:space="preserve">    let attack_name = "x', 'y', 'z'); DROP TABLE contacts_rust; --";</w:t>
       </w:r>
     </w:p>
     <w:p>
@@ -14101,7 +14585,7 @@
         <w:keepNext/>
       </w:pPr>
       <w:r>
-        <w:t xml:space="preserve">    -e "source ./sql/reset_contacts.sql"</w:t>
+        <w:t xml:space="preserve">    -e "source ./sql/reset_contacts_rust.sql"</w:t>
       </w:r>
     </w:p>
     <w:p>
@@ -14167,7 +14651,7 @@
         <w:keepNext/>
       </w:pPr>
       <w:r>
-        <w:t>mysql -u devuser -h 127.0.0.1 -P 3306 -D spa_contacts &lt; ./sql/reset_contacts.sql</w:t>
+        <w:t>mysql -u devuser -h 127.0.0.1 -P 3306 -D spa_contacts \</w:t>
       </w:r>
     </w:p>
     <w:p>
@@ -14176,6 +14660,15 @@
         <w:keepNext/>
       </w:pPr>
       <w:r>
+        <w:t xml:space="preserve">    &lt; ./sql/reset_contacts_rust.sql</w:t>
+      </w:r>
+    </w:p>
+    <w:p>
+      <w:pPr>
+        <w:pStyle w:val="CommandBlock"/>
+        <w:keepNext/>
+      </w:pPr>
+      <w:r>
         <w:t>unset MYSQL_PWD</w:t>
       </w:r>
     </w:p>
@@ -14255,7 +14748,7 @@
         <w:keepNext/>
       </w:pPr>
       <w:r>
-        <w:t>INSERT INTO contacts (name, email, phone)</w:t>
+        <w:t>INSERT INTO contacts_rust (name, email, phone)</w:t>
       </w:r>
     </w:p>
     <w:p>
@@ -14264,7 +14757,7 @@
         <w:keepNext/>
       </w:pPr>
       <w:r>
-        <w:t>VALUES ('x', 'y', 'z'); DROP TABLE contacts; --', 'eve@example.com', '555-0199')</w:t>
+        <w:t>VALUES ('x', 'y', 'z'); DROP TABLE contacts_rust; --',</w:t>
       </w:r>
     </w:p>
     <w:p>
@@ -14273,7 +14766,7 @@
         <w:keepNext/>
       </w:pPr>
       <w:r>
-        <w:t>Inserted x', 'y', 'z'); DROP TABLE contacts; -- with id 2</w:t>
+        <w:t>'eve@example.com', '555-0199')</w:t>
       </w:r>
     </w:p>
     <w:p>
@@ -14282,6 +14775,15 @@
         <w:keepNext/>
       </w:pPr>
       <w:r>
+        <w:t>Inserted x', 'y', 'z'); DROP TABLE contacts_rust; -- with id 2</w:t>
+      </w:r>
+    </w:p>
+    <w:p>
+      <w:pPr>
+        <w:pStyle w:val="RequiredOutput"/>
+        <w:keepNext/>
+      </w:pPr>
+      <w:r>
         <w:t>Error: email must have one @ and a dot after it</w:t>
       </w:r>
     </w:p>
@@ -14299,7 +14801,7 @@
         <w:pStyle w:val="RequiredOutput"/>
       </w:pPr>
       <w:r>
-        <w:t>Error: Duplicate entry 'ada@example.com' for key 'contacts.email'</w:t>
+        <w:t>Error: Duplicate entry 'ada@example.com' for key 'contacts_rust.email'</w:t>
       </w:r>
     </w:p>
     <w:p>
@@ -14312,7 +14814,7 @@
         <w:pStyle w:val="ListBullet"/>
       </w:pPr>
       <w:r>
-        <w:t>The first seven lines match the Basic version's, because add_contact does the same work for the same three contacts.</w:t>
+        <w:t>The first eight lines match the Basic version's, because add_contact does the same work for the same three contacts.</w:t>
       </w:r>
     </w:p>
     <w:p>
@@ -14344,7 +14846,7 @@
         <w:pStyle w:val="ListBullet"/>
       </w:pPr>
       <w:r>
-        <w:t>If the program reports Table 'spa_contacts.contacts' doesn't exist, the table is missing: run the Data Reset in Project Setup.</w:t>
+        <w:t>If the program reports Table 'spa_contacts.contacts_rust' doesn't exist, the table is missing: run the Data Reset in Project Setup.</w:t>
       </w:r>
     </w:p>
     <w:p>
@@ -14604,7 +15106,7 @@
         <w:pStyle w:val="SourceCode"/>
       </w:pPr>
       <w:r>
-        <w:t xml:space="preserve">        "INSERT INTO contacts (name, email, phone) VALUES (?, ?, ?)").</w:t>
+        <w:t xml:space="preserve">        "INSERT INTO contacts_erlang (name, email, phone) VALUES (?, ?, ?)").</w:t>
       </w:r>
     </w:p>
     <w:p>
@@ -15454,7 +15956,7 @@
         <w:pStyle w:val="SourceCode"/>
       </w:pPr>
       <w:r>
-        <w:t xml:space="preserve">    AttackName = "x', 'y', 'z'); DROP TABLE contacts; --",</w:t>
+        <w:t xml:space="preserve">    AttackName = "x', 'y', 'z'); DROP TABLE contacts_erlang; --",</w:t>
       </w:r>
     </w:p>
     <w:p>
@@ -15478,15 +15980,15 @@
         <w:pStyle w:val="SourceCode"/>
       </w:pPr>
       <w:r>
-        <w:t xml:space="preserve">    Joined = "INSERT INTO contacts (name, email, phone)\nVALUES ('"</w:t>
-      </w:r>
-    </w:p>
-    <w:p>
-      <w:pPr>
-        <w:pStyle w:val="SourceCode"/>
-      </w:pPr>
-      <w:r>
-        <w:t xml:space="preserve">             ++ AttackName ++ "', '" ++ AttackEmail ++ "', '"</w:t>
+        <w:t xml:space="preserve">    Joined = "INSERT INTO contacts_erlang (name, email, phone)\nVALUES ('"</w:t>
+      </w:r>
+    </w:p>
+    <w:p>
+      <w:pPr>
+        <w:pStyle w:val="SourceCode"/>
+      </w:pPr>
+      <w:r>
+        <w:t xml:space="preserve">             ++ AttackName ++ "',\n'" ++ AttackEmail ++ "', '"</w:t>
       </w:r>
     </w:p>
     <w:p>
@@ -15584,7 +16086,7 @@
         <w:keepNext/>
       </w:pPr>
       <w:r>
-        <w:t>Run the program from the lesson-4.5-extended folder, in a terminal that has SPA_DB_PASSWORD. Reset first so the ids are 1 and 2: the mysql lines run the Data Reset from Project Setup, which leaves the contacts table empty, before the program runs. Remember, erlc compiles the connector's five modules with the lesson's module, and prints four warnings about mysql_encode.erl, which are about the connector's code, not yours (Lesson 4.0a).</w:t>
+        <w:t>Run the program from the lesson-4.5-extended folder, in a terminal that has SPA_DB_PASSWORD. Reset first so the ids are 1 and 2: the mysql lines run this language's reset from the Data Reset in Project Setup, which leaves contacts_erlang empty, before the program runs. Remember, erlc compiles the connector's five modules with the lesson's module, and prints four warnings about mysql_encode.erl, which are about the connector's code, not yours (Lesson 4.0a).</w:t>
       </w:r>
     </w:p>
     <w:p>
@@ -15661,7 +16163,7 @@
         <w:keepNext/>
       </w:pPr>
       <w:r>
-        <w:t xml:space="preserve">    -e "source ./sql/reset_contacts.sql"</w:t>
+        <w:t xml:space="preserve">    -e "source ./sql/reset_contacts_erlang.sql"</w:t>
       </w:r>
     </w:p>
     <w:p>
@@ -15727,7 +16229,7 @@
         <w:keepNext/>
       </w:pPr>
       <w:r>
-        <w:t>mysql -u devuser -h 127.0.0.1 -P 3306 -D spa_contacts &lt; ./sql/reset_contacts.sql</w:t>
+        <w:t>mysql -u devuser -h 127.0.0.1 -P 3306 -D spa_contacts \</w:t>
       </w:r>
     </w:p>
     <w:p>
@@ -15736,6 +16238,15 @@
         <w:keepNext/>
       </w:pPr>
       <w:r>
+        <w:t xml:space="preserve">    &lt; ./sql/reset_contacts_erlang.sql</w:t>
+      </w:r>
+    </w:p>
+    <w:p>
+      <w:pPr>
+        <w:pStyle w:val="CommandBlock"/>
+        <w:keepNext/>
+      </w:pPr>
+      <w:r>
         <w:t>unset MYSQL_PWD</w:t>
       </w:r>
     </w:p>
@@ -15806,7 +16317,7 @@
         <w:keepNext/>
       </w:pPr>
       <w:r>
-        <w:t>INSERT INTO contacts (name, email, phone)</w:t>
+        <w:t>INSERT INTO contacts_erlang (name, email, phone)</w:t>
       </w:r>
     </w:p>
     <w:p>
@@ -15815,7 +16326,7 @@
         <w:keepNext/>
       </w:pPr>
       <w:r>
-        <w:t>VALUES ('x', 'y', 'z'); DROP TABLE contacts; --', 'eve@example.com', '555-0199')</w:t>
+        <w:t>VALUES ('x', 'y', 'z'); DROP TABLE contacts_erlang; --',</w:t>
       </w:r>
     </w:p>
     <w:p>
@@ -15824,12 +16335,21 @@
         <w:keepNext/>
       </w:pPr>
       <w:r>
-        <w:t>Inserted x', 'y', 'z'); DROP TABLE contacts; -- with id 2</w:t>
+        <w:t>'eve@example.com', '555-0199')</w:t>
       </w:r>
     </w:p>
     <w:p>
       <w:pPr>
         <w:pStyle w:val="RequiredOutput"/>
+        <w:keepNext/>
+      </w:pPr>
+      <w:r>
+        <w:t>Inserted x', 'y', 'z'); DROP TABLE contacts_erlang; -- with id 2</w:t>
+      </w:r>
+    </w:p>
+    <w:p>
+      <w:pPr>
+        <w:pStyle w:val="RequiredOutput"/>
       </w:pPr>
       <w:r>
         <w:t>Error: email must have one @ and a dot after it</w:t>
@@ -15861,7 +16381,7 @@
         <w:pStyle w:val="ListBullet"/>
       </w:pPr>
       <w:r>
-        <w:t>The three Joined SQL lines are the text joining would build. The quote after x ends the name, and DROP TABLE contacts follows as a second statement. The program only printed this text.</w:t>
+        <w:t>The four Joined SQL lines are the text joining would build; the programs start a new line after the name, so each line fits on the screen. The quote after x ends the name, and DROP TABLE contacts_erlang follows as a second statement. The program only printed this text.</w:t>
       </w:r>
     </w:p>
     <w:p>
@@ -15869,7 +16389,7 @@
         <w:pStyle w:val="ListBullet"/>
       </w:pPr>
       <w:r>
-        <w:t>Inserted x', 'y', 'z'); DROP TABLE contacts; -- with id 2 proves the parameters kept the whole attack as one value: the quotes and the DROP were stored as plain text in the name column, and the table is still there.</w:t>
+        <w:t>Inserted x', 'y', 'z'); DROP TABLE contacts_erlang; -- with id 2 proves the parameters kept the whole attack as one value: the quotes and the DROP were stored as plain text in the name column, and the table is still there.</w:t>
       </w:r>
     </w:p>
     <w:p>
@@ -15893,7 +16413,7 @@
         <w:pStyle w:val="ListBullet"/>
       </w:pPr>
       <w:r>
-        <w:t>If erl stops with Runtime terminating during boot and {badmatch, ...}, a step failed and its = match stopped this Basic version; the reason is inside, such as {1146,&lt;&lt;"42S02"&gt;&gt;,&lt;&lt;"Table 'spa_contacts.contacts' doesn't exist"&gt;&gt;}, which the Data Reset fixes. erl also writes an erl_crash.dump file; delete it: it holds the program's memory, which can include the password. If the program prints Error: the mysql connector module was not found, the erlc command left out the connector's five modules.</w:t>
+        <w:t>If erl stops with Runtime terminating during boot and {badmatch, ...}, a step failed and its = match stopped this Basic version; the reason is inside, such as {1146,&lt;&lt;"42S02"&gt;&gt;,&lt;&lt;"Table 'spa_contacts.contacts_erlang' doesn't exist"&gt;&gt;}, which the Data Reset fixes. erl also writes an erl_crash.dump file; delete it: it holds the program's memory, which can include the password. If the program prints Error: the mysql connector module was not found, the erlc command left out the connector's five modules.</w:t>
       </w:r>
     </w:p>
     <w:p>
@@ -16072,7 +16592,7 @@
         <w:pStyle w:val="SourceCode"/>
       </w:pPr>
       <w:r>
-        <w:t xml:space="preserve">        "INSERT INTO contacts (name, email, phone) VALUES (?, ?, ?)").</w:t>
+        <w:t xml:space="preserve">        "INSERT INTO contacts_erlang (name, email, phone) VALUES (?, ?, ?)").</w:t>
       </w:r>
     </w:p>
     <w:p>
@@ -16896,15 +17416,15 @@
         <w:pStyle w:val="SourceCode"/>
       </w:pPr>
       <w:r>
-        <w:t xml:space="preserve">    io:format("INSERT INTO contacts (name, email, phone)~n"),</w:t>
-      </w:r>
-    </w:p>
-    <w:p>
-      <w:pPr>
-        <w:pStyle w:val="SourceCode"/>
-      </w:pPr>
-      <w:r>
-        <w:t xml:space="preserve">    io:format("VALUES ('~s', '~s', '~s')~n", [FullName, Email, Phone]).</w:t>
+        <w:t xml:space="preserve">    io:format("INSERT INTO contacts_erlang (name, email, phone)~n"),</w:t>
+      </w:r>
+    </w:p>
+    <w:p>
+      <w:pPr>
+        <w:pStyle w:val="SourceCode"/>
+      </w:pPr>
+      <w:r>
+        <w:t xml:space="preserve">    io:format("VALUES ('~s',~n'~s', '~s')~n", [FullName, Email, Phone]).</w:t>
       </w:r>
     </w:p>
     <w:p>
@@ -16965,7 +17485,7 @@
         <w:pStyle w:val="SourceCode"/>
       </w:pPr>
       <w:r>
-        <w:t xml:space="preserve">    AttackName = "x', 'y', 'z'); DROP TABLE contacts; --",</w:t>
+        <w:t xml:space="preserve">    AttackName = "x', 'y', 'z'); DROP TABLE contacts_erlang; --",</w:t>
       </w:r>
     </w:p>
     <w:p>
@@ -17557,7 +18077,7 @@
         <w:keepNext/>
       </w:pPr>
       <w:r>
-        <w:t xml:space="preserve">    -e "source ./sql/reset_contacts.sql"</w:t>
+        <w:t xml:space="preserve">    -e "source ./sql/reset_contacts_erlang.sql"</w:t>
       </w:r>
     </w:p>
     <w:p>
@@ -17632,7 +18152,7 @@
         <w:keepNext/>
       </w:pPr>
       <w:r>
-        <w:t>mysql -u devuser -h 127.0.0.1 -P 3306 -D spa_contacts &lt; ./sql/reset_contacts.sql</w:t>
+        <w:t>mysql -u devuser -h 127.0.0.1 -P 3306 -D spa_contacts \</w:t>
       </w:r>
     </w:p>
     <w:p>
@@ -17641,6 +18161,15 @@
         <w:keepNext/>
       </w:pPr>
       <w:r>
+        <w:t xml:space="preserve">    &lt; ./sql/reset_contacts_erlang.sql</w:t>
+      </w:r>
+    </w:p>
+    <w:p>
+      <w:pPr>
+        <w:pStyle w:val="CommandBlock"/>
+        <w:keepNext/>
+      </w:pPr>
+      <w:r>
         <w:t>unset MYSQL_PWD</w:t>
       </w:r>
     </w:p>
@@ -17720,7 +18249,7 @@
         <w:keepNext/>
       </w:pPr>
       <w:r>
-        <w:t>INSERT INTO contacts (name, email, phone)</w:t>
+        <w:t>INSERT INTO contacts_erlang (name, email, phone)</w:t>
       </w:r>
     </w:p>
     <w:p>
@@ -17729,7 +18258,7 @@
         <w:keepNext/>
       </w:pPr>
       <w:r>
-        <w:t>VALUES ('x', 'y', 'z'); DROP TABLE contacts; --', 'eve@example.com', '555-0199')</w:t>
+        <w:t>VALUES ('x', 'y', 'z'); DROP TABLE contacts_erlang; --',</w:t>
       </w:r>
     </w:p>
     <w:p>
@@ -17738,7 +18267,7 @@
         <w:keepNext/>
       </w:pPr>
       <w:r>
-        <w:t>Inserted x', 'y', 'z'); DROP TABLE contacts; -- with id 2</w:t>
+        <w:t>'eve@example.com', '555-0199')</w:t>
       </w:r>
     </w:p>
     <w:p>
@@ -17747,6 +18276,15 @@
         <w:keepNext/>
       </w:pPr>
       <w:r>
+        <w:t>Inserted x', 'y', 'z'); DROP TABLE contacts_erlang; -- with id 2</w:t>
+      </w:r>
+    </w:p>
+    <w:p>
+      <w:pPr>
+        <w:pStyle w:val="RequiredOutput"/>
+        <w:keepNext/>
+      </w:pPr>
+      <w:r>
         <w:t>Error: email must have one @ and a dot after it</w:t>
       </w:r>
     </w:p>
@@ -17764,7 +18302,7 @@
         <w:pStyle w:val="RequiredOutput"/>
       </w:pPr>
       <w:r>
-        <w:t>Error: Duplicate entry 'ada@example.com' for key 'contacts.email'</w:t>
+        <w:t>Error: Duplicate entry 'ada@example.com' for key 'contacts_erlang.email'</w:t>
       </w:r>
     </w:p>
     <w:p>
@@ -17777,7 +18315,7 @@
         <w:pStyle w:val="ListBullet"/>
       </w:pPr>
       <w:r>
-        <w:t>The first seven lines match the Basic version's, because add_contact does the same work for the same three contacts.</w:t>
+        <w:t>The first eight lines match the Basic version's, because add_contact does the same work for the same three contacts.</w:t>
       </w:r>
     </w:p>
     <w:p>
@@ -17809,7 +18347,7 @@
         <w:pStyle w:val="ListBullet"/>
       </w:pPr>
       <w:r>
-        <w:t>If the program reports Table 'spa_contacts.contacts' doesn't exist, the table is missing: run the Data Reset in Project Setup.</w:t>
+        <w:t>If the program reports Table 'spa_contacts.contacts_erlang' doesn't exist, the table is missing: run the Data Reset in Project Setup.</w:t>
       </w:r>
     </w:p>
     <w:p>
@@ -17972,7 +18510,7 @@
         <w:pStyle w:val="ListBullet"/>
       </w:pPr>
       <w:r>
-        <w:t>SQL injection does not apply, and there is nothing to parameterize: a call to a contract builds no query text. Each argument travels in the call's data as its own value, marked with its length, and the contract reads the three strings by their types. The attack name arrives as 38 characters of a name, quotes and all, and is stored exactly so.</w:t>
+        <w:t>SQL injection does not apply, and there is nothing to parameterize: a call to a contract builds no query text. Each argument travels in the call's data as its own value, marked with its length, and the contract reads the three strings by their types. A contract has no table, so the scripts' attack name keeps the plain table name, DROP TABLE contacts; --. It arrives as 38 characters of a name, quotes and all, and is stored exactly so.</w:t>
       </w:r>
     </w:p>
     <w:p>
@@ -20841,7 +21379,7 @@
         <w:pStyle w:val="ListBullet"/>
       </w:pPr>
       <w:r>
-        <w:t>Every Basic program prints the first seven Required Clean-Run Output lines below and ends with exit code 0; every Production-Minded program prints all nine, exactly, in the same order, and ends with exit code 1, because three contacts were not added.</w:t>
+        <w:t>Every Basic program prints the first eight Required Clean-Run Output lines below and ends with exit code 0; every Production-Minded program prints all ten, exactly, in the same order, and ends with exit code 1, because three contacts were not added.</w:t>
       </w:r>
     </w:p>
     <w:p>
@@ -20914,7 +21452,7 @@
         <w:keepNext/>
       </w:pPr>
       <w:r>
-        <w:t>Table: contacts, empty after the Data Reset before every run</w:t>
+        <w:t>Tables: contacts_assembly, contacts_rust, contacts_erlang;</w:t>
       </w:r>
     </w:p>
     <w:p>
@@ -20923,6 +21461,15 @@
         <w:keepNext/>
       </w:pPr>
       <w:r>
+        <w:t xml:space="preserve">  each emptied by its own reset before every run</w:t>
+      </w:r>
+    </w:p>
+    <w:p>
+      <w:pPr>
+        <w:pStyle w:val="RequiredOutput"/>
+        <w:keepNext/>
+      </w:pPr>
+      <w:r>
         <w:t>Limits: name 100, email 254, phone 20 characters; name and email required</w:t>
       </w:r>
     </w:p>
@@ -20950,7 +21497,7 @@
         <w:keepNext/>
       </w:pPr>
       <w:r>
-        <w:t>Attack:    "x', 'y', 'z'); DROP TABLE contacts; --", eve@example.com, 555-0199</w:t>
+        <w:t>Attack:    "x', 'y', 'z'); DROP TABLE contacts_assembly; --",</w:t>
       </w:r>
     </w:p>
     <w:p>
@@ -20959,6 +21506,15 @@
         <w:keepNext/>
       </w:pPr>
       <w:r>
+        <w:t xml:space="preserve">           eve@example.com, 555-0199</w:t>
+      </w:r>
+    </w:p>
+    <w:p>
+      <w:pPr>
+        <w:pStyle w:val="RequiredOutput"/>
+        <w:keepNext/>
+      </w:pPr>
+      <w:r>
         <w:t>Bad email: Grace Hopper, grace.example.com, 555-0101</w:t>
       </w:r>
     </w:p>
@@ -21038,7 +21594,10 @@
         <w:keepNext/>
       </w:pPr>
       <w:r>
-        <w:t>After the Data Reset, the Production-Minded program shows these lines and ends with exit code 1, because three contacts were not added. The Basic program shows the first seven, because it does not add the last two contacts, and ends with exit code 0. The Error lines go to the error stream; the screen shows them in this order. These are Lesson 4.5's lines, word for word. Solidity's scripts log lines of their own, shown in the Solidity section.</w:t>
+        <w:t>After the Data Reset, the Production-Minded program shows these lines and ends with exit code 1, because three contacts were not added. The Basic program shows the first eight, because it does not add the last two contacts, and ends with exit code 0. The Error lines go to the error stream; the screen shows them in this order. These are Lesson 4.5's lines, word for word, with the language's own table. These are the Assembly programs' lines; Rust and Erlang show their own table's name, contacts_rust or contac</w:t>
+      </w:r>
+      <w:r>
+        <w:t>ts_erlang, in place of contacts_assembly. Solidity's scripts log lines of their own, shown in the Solidity section.</w:t>
       </w:r>
     </w:p>
     <w:p>
@@ -21079,7 +21638,7 @@
         <w:keepNext/>
       </w:pPr>
       <w:r>
-        <w:t>INSERT INTO contacts (name, email, phone)</w:t>
+        <w:t>INSERT INTO contacts_assembly (name, email, phone)</w:t>
       </w:r>
     </w:p>
     <w:p>
@@ -21088,7 +21647,7 @@
         <w:keepNext/>
       </w:pPr>
       <w:r>
-        <w:t>VALUES ('x', 'y', 'z'); DROP TABLE contacts; --', 'eve@example.com', '555-0199')</w:t>
+        <w:t>VALUES ('x', 'y', 'z'); DROP TABLE contacts_assembly; --',</w:t>
       </w:r>
     </w:p>
     <w:p>
@@ -21097,7 +21656,7 @@
         <w:keepNext/>
       </w:pPr>
       <w:r>
-        <w:t>Inserted x', 'y', 'z'); DROP TABLE contacts; -- with id 2</w:t>
+        <w:t>'eve@example.com', '555-0199')</w:t>
       </w:r>
     </w:p>
     <w:p>
@@ -21106,6 +21665,15 @@
         <w:keepNext/>
       </w:pPr>
       <w:r>
+        <w:t>Inserted x', 'y', 'z'); DROP TABLE contacts_assembly; -- with id 2</w:t>
+      </w:r>
+    </w:p>
+    <w:p>
+      <w:pPr>
+        <w:pStyle w:val="RequiredOutput"/>
+        <w:keepNext/>
+      </w:pPr>
+      <w:r>
         <w:t>Error: email must have one @ and a dot after it</w:t>
       </w:r>
     </w:p>
@@ -21123,7 +21691,7 @@
         <w:pStyle w:val="RequiredOutput"/>
       </w:pPr>
       <w:r>
-        <w:t>Error: Duplicate entry 'ada@example.com' for key 'contacts.email'</w:t>
+        <w:t>Error: Duplicate entry 'ada@example.com' for key 'contacts_assembly.email'</w:t>
       </w:r>
     </w:p>
     <w:p>
@@ -21146,7 +21714,7 @@
     </w:p>
     <w:p>
       <w:r>
-        <w:t>After any Assembly, Rust, or Erlang program, read the table back with the mysql client. SELECT ... FROM contacts reads the listed columns of every row; Lesson 4.6 teaches reading rows from a program.</w:t>
+        <w:t>After any Assembly, Rust, or Erlang program, read the table back with the mysql client. SELECT ... FROM contacts_rust reads the listed columns of every row of the Rust programs' table; put contacts_assembly or contacts_erlang in its place to read another language's. Lesson 4.6 teaches reading rows from a program.</w:t>
       </w:r>
     </w:p>
     <w:p>
@@ -21195,7 +21763,7 @@
         <w:keepNext/>
       </w:pPr>
       <w:r>
-        <w:t xml:space="preserve">    -e "SELECT id, name, email, phone FROM contacts"</w:t>
+        <w:t xml:space="preserve">    -e "SELECT id, name, email, phone FROM contacts_rust"</w:t>
       </w:r>
     </w:p>
     <w:p>
@@ -21243,7 +21811,7 @@
         <w:keepNext/>
       </w:pPr>
       <w:r>
-        <w:t xml:space="preserve">    -e "SELECT id, name, email, phone FROM contacts"</w:t>
+        <w:t xml:space="preserve">    -e "SELECT id, name, email, phone FROM contacts_rust"</w:t>
       </w:r>
     </w:p>
     <w:p>
@@ -21264,7 +21832,7 @@
         <w:keepNext/>
       </w:pPr>
       <w:r>
-        <w:t>After any Basic or Production-Minded program, it prints exactly this table:</w:t>
+        <w:t>After any Rust Basic or Production-Minded program, it prints exactly this table; the Assembly and Erlang tables hold the same rows, with their own table's name in row 2's attack text.</w:t>
       </w:r>
     </w:p>
     <w:p>
@@ -21278,7 +21846,7 @@
         <w:keepNext/>
       </w:pPr>
       <w:r>
-        <w:t>+----+----------------------------------------+-----------------+----------+</w:t>
+        <w:t>+----+---------------------------------------------+-----------------+----------+</w:t>
       </w:r>
     </w:p>
     <w:p>
@@ -21287,7 +21855,7 @@
         <w:keepNext/>
       </w:pPr>
       <w:r>
-        <w:t>| id | name                                   | email           | phone    |</w:t>
+        <w:t>| id | name                                        | email           | phone    |</w:t>
       </w:r>
     </w:p>
     <w:p>
@@ -21296,7 +21864,7 @@
         <w:keepNext/>
       </w:pPr>
       <w:r>
-        <w:t>+----+----------------------------------------+-----------------+----------+</w:t>
+        <w:t>+----+---------------------------------------------+-----------------+----------+</w:t>
       </w:r>
     </w:p>
     <w:p>
@@ -21305,7 +21873,7 @@
         <w:keepNext/>
       </w:pPr>
       <w:r>
-        <w:t>|  1 | Ada Lovelace                           | ada@example.com | 555-0100 |</w:t>
+        <w:t>|  1 | Ada Lovelace                                | ada@example.com | 555-0100 |</w:t>
       </w:r>
     </w:p>
     <w:p>
@@ -21314,7 +21882,7 @@
         <w:keepNext/>
       </w:pPr>
       <w:r>
-        <w:t>|  2 | x', 'y', 'z'); DROP TABLE contacts; -- | eve@example.com | 555-0199 |</w:t>
+        <w:t>|  2 | x', 'y', 'z'); DROP TABLE contacts_rust; -- | eve@example.com | 555-0199 |</w:t>
       </w:r>
     </w:p>
     <w:p>
@@ -21322,7 +21890,7 @@
         <w:pStyle w:val="RequiredOutput"/>
       </w:pPr>
       <w:r>
-        <w:t>+----+----------------------------------------+-----------------+----------+</w:t>
+        <w:t>+----+---------------------------------------------+-----------------+----------+</w:t>
       </w:r>
     </w:p>
     <w:p>
@@ -21620,7 +22188,7 @@
         <w:keepNext/>
       </w:pPr>
       <w:r>
-        <w:t>With the two Grace Hopper contacts added after Ada King, and exit code 1 (Solidity's is in its section):</w:t>
+        <w:t>With the two Grace Hopper contacts added after Ada King, and exit code 1 (Solidity's is in its section). These are the Assembly programs' lines; Rust and Erlang show their own table's name, contacts_rust or contacts_erlang, in place of contacts_assembly.</w:t>
       </w:r>
     </w:p>
     <w:p>
@@ -21661,7 +22229,7 @@
         <w:keepNext/>
       </w:pPr>
       <w:r>
-        <w:t>INSERT INTO contacts (name, email, phone)</w:t>
+        <w:t>INSERT INTO contacts_assembly (name, email, phone)</w:t>
       </w:r>
     </w:p>
     <w:p>
@@ -21670,7 +22238,7 @@
         <w:keepNext/>
       </w:pPr>
       <w:r>
-        <w:t>VALUES ('x', 'y', 'z'); DROP TABLE contacts; --', 'eve@example.com', '555-0199')</w:t>
+        <w:t>VALUES ('x', 'y', 'z'); DROP TABLE contacts_assembly; --',</w:t>
       </w:r>
     </w:p>
     <w:p>
@@ -21679,7 +22247,7 @@
         <w:keepNext/>
       </w:pPr>
       <w:r>
-        <w:t>Inserted x', 'y', 'z'); DROP TABLE contacts; -- with id 2</w:t>
+        <w:t>'eve@example.com', '555-0199')</w:t>
       </w:r>
     </w:p>
     <w:p>
@@ -21688,6 +22256,15 @@
         <w:keepNext/>
       </w:pPr>
       <w:r>
+        <w:t>Inserted x', 'y', 'z'); DROP TABLE contacts_assembly; -- with id 2</w:t>
+      </w:r>
+    </w:p>
+    <w:p>
+      <w:pPr>
+        <w:pStyle w:val="RequiredOutput"/>
+        <w:keepNext/>
+      </w:pPr>
+      <w:r>
         <w:t>Error: email must have one @ and a dot after it</w:t>
       </w:r>
     </w:p>
@@ -21706,7 +22283,7 @@
         <w:keepNext/>
       </w:pPr>
       <w:r>
-        <w:t>Error: Duplicate entry 'ada@example.com' for key 'contacts.email'</w:t>
+        <w:t>Error: Duplicate entry 'ada@example.com' for key 'contacts_assembly.email'</w:t>
       </w:r>
     </w:p>
     <w:p>
@@ -21824,7 +22401,7 @@
         <w:keepNext/>
       </w:pPr>
       <w:r>
-        <w:t>With an empty phone stored as NULL and Alan Turing added at the end, and exit code 1 (Solidity's is in its section):</w:t>
+        <w:t>With an empty phone stored as NULL and Alan Turing added at the end, and exit code 1 (Solidity's is in its section). These are the Assembly programs' lines; Rust and Erlang show their own table's name, contacts_rust or contacts_erlang, in place of contacts_assembly.</w:t>
       </w:r>
     </w:p>
     <w:p>
@@ -21865,7 +22442,7 @@
         <w:keepNext/>
       </w:pPr>
       <w:r>
-        <w:t>INSERT INTO contacts (name, email, phone)</w:t>
+        <w:t>INSERT INTO contacts_assembly (name, email, phone)</w:t>
       </w:r>
     </w:p>
     <w:p>
@@ -21874,7 +22451,7 @@
         <w:keepNext/>
       </w:pPr>
       <w:r>
-        <w:t>VALUES ('x', 'y', 'z'); DROP TABLE contacts; --', 'eve@example.com', '555-0199')</w:t>
+        <w:t>VALUES ('x', 'y', 'z'); DROP TABLE contacts_assembly; --',</w:t>
       </w:r>
     </w:p>
     <w:p>
@@ -21883,7 +22460,7 @@
         <w:keepNext/>
       </w:pPr>
       <w:r>
-        <w:t>Inserted x', 'y', 'z'); DROP TABLE contacts; -- with id 2</w:t>
+        <w:t>'eve@example.com', '555-0199')</w:t>
       </w:r>
     </w:p>
     <w:p>
@@ -21892,6 +22469,15 @@
         <w:keepNext/>
       </w:pPr>
       <w:r>
+        <w:t>Inserted x', 'y', 'z'); DROP TABLE contacts_assembly; -- with id 2</w:t>
+      </w:r>
+    </w:p>
+    <w:p>
+      <w:pPr>
+        <w:pStyle w:val="RequiredOutput"/>
+        <w:keepNext/>
+      </w:pPr>
+      <w:r>
         <w:t>Error: email must have one @ and a dot after it</w:t>
       </w:r>
     </w:p>
@@ -21910,7 +22496,7 @@
         <w:keepNext/>
       </w:pPr>
       <w:r>
-        <w:t>Error: Duplicate entry 'ada@example.com' for key 'contacts.email'</w:t>
+        <w:t>Error: Duplicate entry 'ada@example.com' for key 'contacts_assembly.email'</w:t>
       </w:r>
     </w:p>
     <w:p>
@@ -21944,7 +22530,7 @@
         <w:keepNext/>
       </w:pPr>
       <w:r>
-        <w:t>With both changes, Grace's lines come first, Alan gets the next id, and the exit code is 1:</w:t>
+        <w:t>With both changes, Grace's lines come first, Alan gets the next id, and the exit code is 1. These are the Assembly programs' lines; Rust and Erlang show their own table's name, contacts_rust or contacts_erlang, in place of contacts_assembly.</w:t>
       </w:r>
     </w:p>
     <w:p>
@@ -21985,7 +22571,7 @@
         <w:keepNext/>
       </w:pPr>
       <w:r>
-        <w:t>INSERT INTO contacts (name, email, phone)</w:t>
+        <w:t>INSERT INTO contacts_assembly (name, email, phone)</w:t>
       </w:r>
     </w:p>
     <w:p>
@@ -21994,7 +22580,7 @@
         <w:keepNext/>
       </w:pPr>
       <w:r>
-        <w:t>VALUES ('x', 'y', 'z'); DROP TABLE contacts; --', 'eve@example.com', '555-0199')</w:t>
+        <w:t>VALUES ('x', 'y', 'z'); DROP TABLE contacts_assembly; --',</w:t>
       </w:r>
     </w:p>
     <w:p>
@@ -22003,7 +22589,7 @@
         <w:keepNext/>
       </w:pPr>
       <w:r>
-        <w:t>Inserted x', 'y', 'z'); DROP TABLE contacts; -- with id 2</w:t>
+        <w:t>'eve@example.com', '555-0199')</w:t>
       </w:r>
     </w:p>
     <w:p>
@@ -22012,6 +22598,15 @@
         <w:keepNext/>
       </w:pPr>
       <w:r>
+        <w:t>Inserted x', 'y', 'z'); DROP TABLE contacts_assembly; -- with id 2</w:t>
+      </w:r>
+    </w:p>
+    <w:p>
+      <w:pPr>
+        <w:pStyle w:val="RequiredOutput"/>
+        <w:keepNext/>
+      </w:pPr>
+      <w:r>
         <w:t>Error: email must have one @ and a dot after it</w:t>
       </w:r>
     </w:p>
@@ -22030,7 +22625,7 @@
         <w:keepNext/>
       </w:pPr>
       <w:r>
-        <w:t>Error: Duplicate entry 'ada@example.com' for key 'contacts.email'</w:t>
+        <w:t>Error: Duplicate entry 'ada@example.com' for key 'contacts_assembly.email'</w:t>
       </w:r>
     </w:p>
     <w:p>
@@ -22352,31 +22947,31 @@
       </w:rPr>
     </w:lvl>
   </w:abstractNum>
-  <w:num w:numId="1" w16cid:durableId="1357122357">
+  <w:num w:numId="1" w16cid:durableId="1579555070">
     <w:abstractNumId w:val="8"/>
   </w:num>
-  <w:num w:numId="2" w16cid:durableId="93936937">
+  <w:num w:numId="2" w16cid:durableId="1870214271">
     <w:abstractNumId w:val="6"/>
   </w:num>
-  <w:num w:numId="3" w16cid:durableId="1730222562">
+  <w:num w:numId="3" w16cid:durableId="1691223232">
     <w:abstractNumId w:val="5"/>
   </w:num>
-  <w:num w:numId="4" w16cid:durableId="584610624">
+  <w:num w:numId="4" w16cid:durableId="1535924025">
     <w:abstractNumId w:val="4"/>
   </w:num>
-  <w:num w:numId="5" w16cid:durableId="1747527516">
+  <w:num w:numId="5" w16cid:durableId="2090615783">
     <w:abstractNumId w:val="7"/>
   </w:num>
-  <w:num w:numId="6" w16cid:durableId="1663972007">
+  <w:num w:numId="6" w16cid:durableId="1861040704">
     <w:abstractNumId w:val="3"/>
   </w:num>
-  <w:num w:numId="7" w16cid:durableId="873814622">
+  <w:num w:numId="7" w16cid:durableId="557059036">
     <w:abstractNumId w:val="2"/>
   </w:num>
-  <w:num w:numId="8" w16cid:durableId="1370060345">
+  <w:num w:numId="8" w16cid:durableId="1967662833">
     <w:abstractNumId w:val="1"/>
   </w:num>
-  <w:num w:numId="9" w16cid:durableId="1345087853">
+  <w:num w:numId="9" w16cid:durableId="48696128">
     <w:abstractNumId w:val="0"/>
   </w:num>
 </w:numbering>

--- a/Volume 1/Chapter 04 - Databases/SPA_Vol1_Ch4_Lesson4_5a_INSERT_Extended.docx
+++ b/Volume 1/Chapter 04 - Databases/SPA_Vol1_Ch4_Lesson4_5a_INSERT_Extended.docx
@@ -403,6 +403,7 @@
         <w:pStyle w:val="ListBullet"/>
       </w:pPr>
       <w:r>
+        <w:lastRenderedPageBreak/>
         <w:t>Remember, the connection settings come from Lesson 4.2a: host 127.0.0.1, port 3306, user devuser, the password from SPA_DB_PASSWORD, and the database spa_contacts. The Production-Minded programs connect through connect_database, report failures in Lesson 2.11a's style, and close the connection with Lesson 3.2a's cleanup forms.</w:t>
       </w:r>
     </w:p>
@@ -624,6 +625,7 @@
         <w:pStyle w:val="ListBullet"/>
       </w:pPr>
       <w:r>
+        <w:lastRenderedPageBreak/>
         <w:t>The Production-Minded version connects through Lesson 4.2a's connect_database; a failed connection prints Error lines on the error stream and ends with exit code 1. A contact that was not added also makes the run end with exit code 1, after every contact has been tried; the Basic version ends with exit code 0.</w:t>
       </w:r>
     </w:p>
@@ -1075,7 +1077,7 @@
         <w:keepNext/>
       </w:pPr>
       <w:r>
-        <w:t>[profile.default]</w:t>
+        <w:t>[profile.default]  # Remember, the settings forge uses by default.</w:t>
       </w:r>
     </w:p>
     <w:p>
@@ -1766,7 +1768,7 @@
         <w:pStyle w:val="SourceCode"/>
       </w:pPr>
       <w:r>
-        <w:t>-- Lesson 4.4's contacts_assembly table, exactly as it defined it.</w:t>
+        <w:t>-- Lesson 4.4a's contacts_assembly table, exactly as it defined it.</w:t>
       </w:r>
     </w:p>
     <w:p>
@@ -1913,7 +1915,7 @@
         <w:pStyle w:val="SourceCode"/>
       </w:pPr>
       <w:r>
-        <w:t>-- Lesson 4.4's contacts_rust table, exactly as it defined it.</w:t>
+        <w:t>-- Lesson 4.4a's contacts_rust table, exactly as it defined it.</w:t>
       </w:r>
     </w:p>
     <w:p>
@@ -2060,7 +2062,7 @@
         <w:pStyle w:val="SourceCode"/>
       </w:pPr>
       <w:r>
-        <w:t>-- Lesson 4.4's contacts_erlang table, exactly as it defined it.</w:t>
+        <w:t>-- Lesson 4.4a's contacts_erlang table, exactly as it defined it.</w:t>
       </w:r>
     </w:p>
     <w:p>
@@ -5436,15 +5438,15 @@
         <w:pStyle w:val="SourceCode"/>
       </w:pPr>
       <w:r>
-        <w:t>; eight values, so main sets aside 32 bytes of scratch space plus four</w:t>
-      </w:r>
-    </w:p>
-    <w:p>
-      <w:pPr>
-        <w:pStyle w:val="SourceCode"/>
-      </w:pPr>
-      <w:r>
-        <w:t>; 8-byte places for values 5 to 8.</w:t>
+        <w:t>; eight values: 32 bytes of scratch space, four 8-byte places for values</w:t>
+      </w:r>
+    </w:p>
+    <w:p>
+      <w:pPr>
+        <w:pStyle w:val="SourceCode"/>
+      </w:pPr>
+      <w:r>
+        <w:t>; 5 to 8, and 8 more to keep rsp a multiple of 16 make sub rsp, 72.</w:t>
       </w:r>
     </w:p>
     <w:p>
@@ -5614,23 +5616,23 @@
         <w:pStyle w:val="SourceCode"/>
       </w:pPr>
       <w:r>
-        <w:t xml:space="preserve">    ; Remember, mysql_real_connect takes the handle, host, user, and</w:t>
-      </w:r>
-    </w:p>
-    <w:p>
-      <w:pPr>
-        <w:pStyle w:val="SourceCode"/>
-      </w:pPr>
-      <w:r>
-        <w:t xml:space="preserve">    ; password in registers, then the database (Lesson 4.2a), the port,</w:t>
-      </w:r>
-    </w:p>
-    <w:p>
-      <w:pPr>
-        <w:pStyle w:val="SourceCode"/>
-      </w:pPr>
-      <w:r>
-        <w:t xml:space="preserve">    ; and two defaults on the stack, and returns 0 when it cannot connect.</w:t>
+        <w:t xml:space="preserve">    ; Remember, mysql_init(0) makes the handle, and mysql_real_connect takes</w:t>
+      </w:r>
+    </w:p>
+    <w:p>
+      <w:pPr>
+        <w:pStyle w:val="SourceCode"/>
+      </w:pPr>
+      <w:r>
+        <w:t xml:space="preserve">    ; it, host, user, password, then on the stack the database (Lesson 4.2a),</w:t>
+      </w:r>
+    </w:p>
+    <w:p>
+      <w:pPr>
+        <w:pStyle w:val="SourceCode"/>
+      </w:pPr>
+      <w:r>
+        <w:t xml:space="preserve">    ; port, 0, and client flags 0 (Lesson 4.3a); it returns 0 on failure.</w:t>
       </w:r>
     </w:p>
     <w:p>
@@ -7541,15 +7543,7 @@
         <w:pStyle w:val="SourceCode"/>
       </w:pPr>
       <w:r>
-        <w:t>; connect_database: connects the handle to the lesson server as the</w:t>
-      </w:r>
-    </w:p>
-    <w:p>
-      <w:pPr>
-        <w:pStyle w:val="SourceCode"/>
-      </w:pPr>
-      <w:r>
-        <w:t>; lesson user, with the database to use (Lesson 4.2a).</w:t>
+        <w:t>; connect_database: connects as devuser to the database named in r8.</w:t>
       </w:r>
     </w:p>
     <w:p>
@@ -7565,23 +7559,31 @@
         <w:pStyle w:val="SourceCode"/>
       </w:pPr>
       <w:r>
-        <w:t>;            r8 = the database's name</w:t>
-      </w:r>
-    </w:p>
-    <w:p>
-      <w:pPr>
-        <w:pStyle w:val="SourceCode"/>
-      </w:pPr>
-      <w:r>
-        <w:t>;   out:     eax = 0, or -1 when it cannot connect; mysql_error then gives</w:t>
-      </w:r>
-    </w:p>
-    <w:p>
-      <w:pPr>
-        <w:pStyle w:val="SourceCode"/>
-      </w:pPr>
-      <w:r>
-        <w:t>;            the reason</w:t>
+        <w:t>;            r8 = the address of the database's name</w:t>
+      </w:r>
+    </w:p>
+    <w:p>
+      <w:pPr>
+        <w:pStyle w:val="SourceCode"/>
+      </w:pPr>
+      <w:r>
+        <w:t>;   out:     eax = 0, or -1 when it cannot connect; mysql_error tells why</w:t>
+      </w:r>
+    </w:p>
+    <w:p>
+      <w:pPr>
+        <w:pStyle w:val="SourceCode"/>
+      </w:pPr>
+      <w:r>
+        <w:t>; Remember, the database is the fifth value, [rsp + 32], stored before r8</w:t>
+      </w:r>
+    </w:p>
+    <w:p>
+      <w:pPr>
+        <w:pStyle w:val="SourceCode"/>
+      </w:pPr>
+      <w:r>
+        <w:t>; is reused for the user, and the password moves to r9 (Lesson 4.2a).</w:t>
       </w:r>
     </w:p>
     <w:p>
@@ -11928,15 +11930,15 @@
         <w:pStyle w:val="SourceCode"/>
       </w:pPr>
       <w:r>
-        <w:t xml:space="preserve">    // too. &amp;email[at_sign_position..] is the text from the @ on, and</w:t>
-      </w:r>
-    </w:p>
-    <w:p>
-      <w:pPr>
-        <w:pStyle w:val="SourceCode"/>
-      </w:pPr>
-      <w:r>
-        <w:t xml:space="preserve">    // contains looks for a dot in it.</w:t>
+        <w:t xml:space="preserve">    // too. email[at_sign_position..] is the text from the @ on (a method</w:t>
+      </w:r>
+    </w:p>
+    <w:p>
+      <w:pPr>
+        <w:pStyle w:val="SourceCode"/>
+      </w:pPr>
+      <w:r>
+        <w:t xml:space="preserve">    // call borrows it itself, so no &amp; is needed); contains looks for a dot.</w:t>
       </w:r>
     </w:p>
     <w:p>
@@ -12258,15 +12260,15 @@
         <w:pStyle w:val="SourceCode"/>
       </w:pPr>
       <w:r>
-        <w:t xml:space="preserve">    // Remember, trim gives a view of the text without the spaces at both</w:t>
-      </w:r>
-    </w:p>
-    <w:p>
-      <w:pPr>
-        <w:pStyle w:val="SourceCode"/>
-      </w:pPr>
-      <w:r>
-        <w:t xml:space="preserve">    // ends (Lesson 3.13a).</w:t>
+        <w:t xml:space="preserve">    // Remember, trim gives a view without the spaces at both ends (Lesson</w:t>
+      </w:r>
+    </w:p>
+    <w:p>
+      <w:pPr>
+        <w:pStyle w:val="SourceCode"/>
+      </w:pPr>
+      <w:r>
+        <w:t xml:space="preserve">    // 3.13a). A let that reuses a name makes a new variable, hiding the old.</w:t>
       </w:r>
     </w:p>
     <w:p>
@@ -12452,23 +12454,23 @@
         <w:pStyle w:val="SourceCode"/>
       </w:pPr>
       <w:r>
-        <w:t xml:space="preserve">    // Remember, OptsBuilder collects the settings, with db_name the</w:t>
-      </w:r>
-    </w:p>
-    <w:p>
-      <w:pPr>
-        <w:pStyle w:val="SourceCode"/>
-      </w:pPr>
-      <w:r>
-        <w:t xml:space="preserve">    // database (Lesson 4.2a), and unwrap stops this Basic version on an</w:t>
-      </w:r>
-    </w:p>
-    <w:p>
-      <w:pPr>
-        <w:pStyle w:val="SourceCode"/>
-      </w:pPr>
-      <w:r>
-        <w:t xml:space="preserve">    // Err; the Production-Minded one checks.</w:t>
+        <w:t xml:space="preserve">    // Remember, OptsBuilder collects the settings, db_name the database</w:t>
+      </w:r>
+    </w:p>
+    <w:p>
+      <w:pPr>
+        <w:pStyle w:val="SourceCode"/>
+      </w:pPr>
+      <w:r>
+        <w:t xml:space="preserve">    // (Lesson 4.2a), unwrap stops this Basic version on an Err, and</w:t>
+      </w:r>
+    </w:p>
+    <w:p>
+      <w:pPr>
+        <w:pStyle w:val="SourceCode"/>
+      </w:pPr>
+      <w:r>
+        <w:t xml:space="preserve">    // &amp;mut connection, below, lends the connection so it can change.</w:t>
       </w:r>
     </w:p>
     <w:p>
@@ -13810,23 +13812,23 @@
         <w:pStyle w:val="SourceCode"/>
       </w:pPr>
       <w:r>
-        <w:t>/// Err with the reason. A refusal from the server is a MySqlError, whose</w:t>
-      </w:r>
-    </w:p>
-    <w:p>
-      <w:pPr>
-        <w:pStyle w:val="SourceCode"/>
-      </w:pPr>
-      <w:r>
-        <w:t>/// message field holds the server's own words; only those are printed,</w:t>
-      </w:r>
-    </w:p>
-    <w:p>
-      <w:pPr>
-        <w:pStyle w:val="SourceCode"/>
-      </w:pPr>
-      <w:r>
-        <w:t>/// as in every language. Any other failure is printed in full.</w:t>
+        <w:t>/// Err with the reason. The second arm fits only an Err that holds</w:t>
+      </w:r>
+    </w:p>
+    <w:p>
+      <w:pPr>
+        <w:pStyle w:val="SourceCode"/>
+      </w:pPr>
+      <w:r>
+        <w:t>/// mysql::Error::MySqlError, the server's refusal, naming it server_error;</w:t>
+      </w:r>
+    </w:p>
+    <w:p>
+      <w:pPr>
+        <w:pStyle w:val="SourceCode"/>
+      </w:pPr>
+      <w:r>
+        <w:t>/// its message field is the server's own words. Other Errs print in full.</w:t>
       </w:r>
     </w:p>
     <w:p>
@@ -14424,23 +14426,23 @@
         <w:pStyle w:val="SourceCode"/>
       </w:pPr>
       <w:r>
-        <w:t xml:space="preserve">    // Any contact that was not added makes the run a failure: exit code 1.</w:t>
-      </w:r>
-    </w:p>
-    <w:p>
-      <w:pPr>
-        <w:pStyle w:val="SourceCode"/>
-      </w:pPr>
-      <w:r>
-        <w:t xml:space="preserve">    // Remember, process::exit drops nothing, so the connection lives in</w:t>
-      </w:r>
-    </w:p>
-    <w:p>
-      <w:pPr>
-        <w:pStyle w:val="SourceCode"/>
-      </w:pPr>
-      <w:r>
-        <w:t xml:space="preserve">    // run, which has closed it before main exits.</w:t>
+        <w:t xml:space="preserve">    // Ok(0) fits only an Ok holding 0, every contact added: {} does nothing.</w:t>
+      </w:r>
+    </w:p>
+    <w:p>
+      <w:pPr>
+        <w:pStyle w:val="SourceCode"/>
+      </w:pPr>
+      <w:r>
+        <w:t xml:space="preserve">    // Ok(_) is any other count, a failure: exit code 1. Remember,</w:t>
+      </w:r>
+    </w:p>
+    <w:p>
+      <w:pPr>
+        <w:pStyle w:val="SourceCode"/>
+      </w:pPr>
+      <w:r>
+        <w:t xml:space="preserve">    // process::exit drops nothing, so run has closed the connection by then.</w:t>
       </w:r>
     </w:p>
     <w:p>
@@ -16658,23 +16660,23 @@
         <w:pStyle w:val="SourceCode"/>
       </w:pPr>
       <w:r>
-        <w:t>%% Remember, connect_database (Lesson 4.2a) connects with every setting,</w:t>
-      </w:r>
-    </w:p>
-    <w:p>
-      <w:pPr>
-        <w:pStyle w:val="SourceCode"/>
-      </w:pPr>
-      <w:r>
-        <w:t>%% the database too, and returns {ok, Connection}, or {error, Message}</w:t>
-      </w:r>
-    </w:p>
-    <w:p>
-      <w:pPr>
-        <w:pStyle w:val="SourceCode"/>
-      </w:pPr>
-      <w:r>
-        <w:t>%% naming the database, the server, and the reason.</w:t>
+        <w:t>%% Remember, connect_database (Lesson 4.2a) returns {ok, Connection}, a</w:t>
+      </w:r>
+    </w:p>
+    <w:p>
+      <w:pPr>
+        <w:pStyle w:val="SourceCode"/>
+      </w:pPr>
+      <w:r>
+        <w:t>%% pid(), or {error, Message}, iodata() text built by io_lib:format that</w:t>
+      </w:r>
+    </w:p>
+    <w:p>
+      <w:pPr>
+        <w:pStyle w:val="SourceCode"/>
+      </w:pPr>
+      <w:r>
+        <w:t>%% names the database, the server, and the reason.</w:t>
       </w:r>
     </w:p>
     <w:p>
@@ -16783,15 +16785,15 @@
         <w:pStyle w:val="SourceCode"/>
       </w:pPr>
       <w:r>
-        <w:t>%% Remember, reason_text (Lesson 4.0a) turns the connector's reason into</w:t>
-      </w:r>
-    </w:p>
-    <w:p>
-      <w:pPr>
-        <w:pStyle w:val="SourceCode"/>
-      </w:pPr>
-      <w:r>
-        <w:t>%% text, and never prints a whole term, which could hold the password.</w:t>
+        <w:t>%% Remember, reason_text (Lesson 4.0a) turns the reason into text, never a</w:t>
+      </w:r>
+    </w:p>
+    <w:p>
+      <w:pPr>
+        <w:pStyle w:val="SourceCode"/>
+      </w:pPr>
+      <w:r>
+        <w:t>%% whole term, which could hold the password; the when guard fits only atoms.</w:t>
       </w:r>
     </w:p>
     <w:p>
@@ -22947,31 +22949,31 @@
       </w:rPr>
     </w:lvl>
   </w:abstractNum>
-  <w:num w:numId="1" w16cid:durableId="1579555070">
+  <w:num w:numId="1" w16cid:durableId="1626081735">
     <w:abstractNumId w:val="8"/>
   </w:num>
-  <w:num w:numId="2" w16cid:durableId="1870214271">
+  <w:num w:numId="2" w16cid:durableId="843403244">
     <w:abstractNumId w:val="6"/>
   </w:num>
-  <w:num w:numId="3" w16cid:durableId="1691223232">
+  <w:num w:numId="3" w16cid:durableId="1865752804">
     <w:abstractNumId w:val="5"/>
   </w:num>
-  <w:num w:numId="4" w16cid:durableId="1535924025">
+  <w:num w:numId="4" w16cid:durableId="832837951">
     <w:abstractNumId w:val="4"/>
   </w:num>
-  <w:num w:numId="5" w16cid:durableId="2090615783">
+  <w:num w:numId="5" w16cid:durableId="1749569371">
     <w:abstractNumId w:val="7"/>
   </w:num>
-  <w:num w:numId="6" w16cid:durableId="1861040704">
+  <w:num w:numId="6" w16cid:durableId="1144198225">
     <w:abstractNumId w:val="3"/>
   </w:num>
-  <w:num w:numId="7" w16cid:durableId="557059036">
+  <w:num w:numId="7" w16cid:durableId="1429616430">
     <w:abstractNumId w:val="2"/>
   </w:num>
-  <w:num w:numId="8" w16cid:durableId="1967662833">
+  <w:num w:numId="8" w16cid:durableId="1570143249">
     <w:abstractNumId w:val="1"/>
   </w:num>
-  <w:num w:numId="9" w16cid:durableId="48696128">
+  <w:num w:numId="9" w16cid:durableId="300421885">
     <w:abstractNumId w:val="0"/>
   </w:num>
 </w:numbering>
